--- a/Backend/Director_Disclosure/Output_Disclosures/2024-25/ADANI_GREEN_ENERGY_TWENTY_SEVEN_A_LIMITED/MBP-1/MBP1_Bhooshan_Shah_11050583.docx
+++ b/Backend/Director_Disclosure/Output_Disclosures/2024-25/ADANI_GREEN_ENERGY_TWENTY_SEVEN_A_LIMITED/MBP-1/MBP1_Bhooshan_Shah_11050583.docx
@@ -93,152 +93,17 @@
     </w:p>
     <w:p>
       <w:pPr>
-        <w:spacing w:before="0" w:after="0"/>
-        <w:jc w:val="left"/>
-      </w:pPr>
-      <w:r>
-        <w:rPr>
-          <w:rFonts w:ascii="Adani" w:hAnsi="Adani"/>
-          <w:b w:val="0"/>
-          <w:sz w:val="20"/>
-          <w:u w:val="none"/>
-        </w:rPr>
-        <w:t>ADANI RENEWABLE ENERGY TEN LIMITED</w:t>
-      </w:r>
-    </w:p>
-    <w:p>
-      <w:pPr>
-        <w:spacing w:before="0" w:after="0"/>
-        <w:jc w:val="left"/>
-      </w:pPr>
-      <w:r>
-        <w:rPr>
-          <w:rFonts w:ascii="Adani" w:hAnsi="Adani"/>
-          <w:b w:val="0"/>
-          <w:sz w:val="20"/>
-          <w:u w:val="none"/>
-        </w:rPr>
-        <w:t>ADANI GREEN ENERGY TWENTY FOUR C LIMITED</w:t>
-      </w:r>
-    </w:p>
-    <w:p>
-      <w:pPr>
-        <w:spacing w:before="0" w:after="0"/>
-        <w:jc w:val="left"/>
-      </w:pPr>
-      <w:r>
-        <w:rPr>
-          <w:rFonts w:ascii="Adani" w:hAnsi="Adani"/>
-          <w:b w:val="0"/>
-          <w:sz w:val="20"/>
-          <w:u w:val="none"/>
-        </w:rPr>
-        <w:t>ADANI GREEN ENERGY TWENTY SEVEN A LIMITED</w:t>
-      </w:r>
-    </w:p>
-    <w:p>
-      <w:pPr>
-        <w:spacing w:before="0" w:after="0"/>
-        <w:jc w:val="left"/>
-      </w:pPr>
-      <w:r>
-        <w:rPr>
-          <w:rFonts w:ascii="Adani" w:hAnsi="Adani"/>
-          <w:b w:val="0"/>
-          <w:sz w:val="20"/>
-          <w:u w:val="none"/>
-        </w:rPr>
-        <w:t>ADANI GREEN ENERGY TWENTY FOUR A LIMITED</w:t>
-      </w:r>
-    </w:p>
-    <w:p>
-      <w:pPr>
-        <w:spacing w:before="0" w:after="0"/>
-        <w:jc w:val="left"/>
-      </w:pPr>
-      <w:r>
-        <w:rPr>
-          <w:rFonts w:ascii="Adani" w:hAnsi="Adani"/>
-          <w:b w:val="0"/>
-          <w:sz w:val="20"/>
-          <w:u w:val="none"/>
-        </w:rPr>
-        <w:t>ADANI GREEN ENERGY TWENTY FOUR B LIMITED</w:t>
-      </w:r>
-    </w:p>
-    <w:p>
-      <w:pPr>
-        <w:spacing w:before="0" w:after="0"/>
-        <w:jc w:val="left"/>
-      </w:pPr>
-      <w:r>
-        <w:rPr>
-          <w:rFonts w:ascii="Adani" w:hAnsi="Adani"/>
-          <w:b w:val="0"/>
-          <w:sz w:val="20"/>
-          <w:u w:val="none"/>
-        </w:rPr>
-        <w:t>ADANI GREEN ENERGY TWENTY SIX A LIMITED</w:t>
-      </w:r>
-    </w:p>
-    <w:p>
-      <w:pPr>
-        <w:spacing w:before="0" w:after="0"/>
-        <w:jc w:val="left"/>
-      </w:pPr>
-      <w:r>
-        <w:rPr>
-          <w:rFonts w:ascii="Adani" w:hAnsi="Adani"/>
-          <w:b w:val="0"/>
-          <w:sz w:val="20"/>
-          <w:u w:val="none"/>
-        </w:rPr>
-        <w:t>ADANI GREEN ENERGY TWENTY SIX C LIMITED</w:t>
-      </w:r>
-    </w:p>
-    <w:p>
-      <w:pPr>
-        <w:spacing w:before="0" w:after="0"/>
-        <w:jc w:val="left"/>
-      </w:pPr>
-      <w:r>
-        <w:rPr>
-          <w:rFonts w:ascii="Adani" w:hAnsi="Adani"/>
-          <w:b w:val="0"/>
-          <w:sz w:val="20"/>
-          <w:u w:val="none"/>
-        </w:rPr>
-        <w:t>ADANI GREEN ENERGY TWENTY FIVE C LIMITED</w:t>
-      </w:r>
-    </w:p>
-    <w:p>
-      <w:pPr>
-        <w:spacing w:before="0" w:after="0"/>
-        <w:jc w:val="left"/>
-      </w:pPr>
-      <w:r>
-        <w:rPr>
-          <w:rFonts w:ascii="Adani" w:hAnsi="Adani"/>
-          <w:b w:val="0"/>
-          <w:sz w:val="20"/>
-          <w:u w:val="none"/>
-        </w:rPr>
-        <w:t>ADANI GREEN ENERGY TWENTY SIX B LIMITED</w:t>
-      </w:r>
-    </w:p>
-    <w:p>
-      <w:pPr>
         <w:spacing w:before="0" w:after="160"/>
         <w:jc w:val="left"/>
       </w:pPr>
       <w:r>
         <w:rPr>
           <w:rFonts w:ascii="Adani" w:hAnsi="Adani"/>
-          <w:b w:val="0"/>
+          <w:b/>
           <w:sz w:val="20"/>
           <w:u w:val="none"/>
         </w:rPr>
-        <w:t>ADANI GREEN ENERGY TWENTY FIVE A LIMITED</w:t>
+        <w:t>ADANI GREEN ENERGY TWENTY SEVEN A LIMITED</w:t>
       </w:r>
     </w:p>
     <w:p>
@@ -1518,7 +1383,7 @@
                 <w:sz w:val="18"/>
                 <w:u w:val="none"/>
               </w:rPr>
-              <w:t>ADANI GREEN ENERGY TWENTY FIVE C LIMITED</w:t>
+              <w:t>ADANI GREEN ENERGY TWENTY SIX B LIMITED</w:t>
             </w:r>
           </w:p>
         </w:tc>
@@ -1633,148 +1498,6 @@
                 <w:u w:val="none"/>
               </w:rPr>
               <w:t>9</w:t>
-            </w:r>
-          </w:p>
-        </w:tc>
-        <w:tc>
-          <w:tcPr>
-            <w:tcW w:type="dxa" w:w="3969"/>
-            <w:shd w:val="clear" w:color="auto" w:fill="FFFFFF"/>
-            <w:tcBorders>
-              <w:top w:val="single" w:sz="4" w:space="0" w:color="000000"/>
-              <w:left w:val="single" w:sz="4" w:space="0" w:color="000000"/>
-              <w:bottom w:val="single" w:sz="4" w:space="0" w:color="000000"/>
-              <w:right w:val="single" w:sz="4" w:space="0" w:color="000000"/>
-            </w:tcBorders>
-            <w:vAlign w:val="center"/>
-          </w:tcPr>
-          <w:p>
-            <w:pPr>
-              <w:spacing w:before="40" w:after="40"/>
-              <w:jc w:val="left"/>
-            </w:pPr>
-            <w:r>
-              <w:rPr>
-                <w:rFonts w:ascii="Adani" w:hAnsi="Adani"/>
-                <w:b w:val="0"/>
-                <w:sz w:val="18"/>
-                <w:u w:val="none"/>
-              </w:rPr>
-              <w:t>ADANI GREEN ENERGY TWENTY SIX B LIMITED</w:t>
-            </w:r>
-          </w:p>
-        </w:tc>
-        <w:tc>
-          <w:tcPr>
-            <w:tcW w:type="dxa" w:w="1814"/>
-            <w:shd w:val="clear" w:color="auto" w:fill="FFFFFF"/>
-            <w:tcBorders>
-              <w:top w:val="single" w:sz="4" w:space="0" w:color="000000"/>
-              <w:left w:val="single" w:sz="4" w:space="0" w:color="000000"/>
-              <w:bottom w:val="single" w:sz="4" w:space="0" w:color="000000"/>
-              <w:right w:val="single" w:sz="4" w:space="0" w:color="000000"/>
-            </w:tcBorders>
-            <w:vAlign w:val="center"/>
-          </w:tcPr>
-          <w:p>
-            <w:pPr>
-              <w:spacing w:before="40" w:after="40"/>
-              <w:jc w:val="left"/>
-            </w:pPr>
-            <w:r>
-              <w:rPr>
-                <w:rFonts w:ascii="Adani" w:hAnsi="Adani"/>
-                <w:b w:val="0"/>
-                <w:sz w:val="18"/>
-                <w:u w:val="none"/>
-              </w:rPr>
-              <w:t>Additional Director</w:t>
-            </w:r>
-          </w:p>
-        </w:tc>
-        <w:tc>
-          <w:tcPr>
-            <w:tcW w:type="dxa" w:w="1020"/>
-            <w:shd w:val="clear" w:color="auto" w:fill="FFFFFF"/>
-            <w:tcBorders>
-              <w:top w:val="single" w:sz="4" w:space="0" w:color="000000"/>
-              <w:left w:val="single" w:sz="4" w:space="0" w:color="000000"/>
-              <w:bottom w:val="single" w:sz="4" w:space="0" w:color="000000"/>
-              <w:right w:val="single" w:sz="4" w:space="0" w:color="000000"/>
-            </w:tcBorders>
-            <w:vAlign w:val="center"/>
-          </w:tcPr>
-          <w:p>
-            <w:pPr>
-              <w:spacing w:before="40" w:after="40"/>
-              <w:jc w:val="left"/>
-            </w:pPr>
-            <w:r>
-              <w:rPr>
-                <w:rFonts w:ascii="Adani" w:hAnsi="Adani"/>
-                <w:b w:val="0"/>
-                <w:sz w:val="18"/>
-                <w:u w:val="none"/>
-              </w:rPr>
-              <w:t>NIL</w:t>
-            </w:r>
-          </w:p>
-        </w:tc>
-        <w:tc>
-          <w:tcPr>
-            <w:tcW w:type="dxa" w:w="1247"/>
-            <w:shd w:val="clear" w:color="auto" w:fill="FFFFFF"/>
-            <w:tcBorders>
-              <w:top w:val="single" w:sz="4" w:space="0" w:color="000000"/>
-              <w:left w:val="single" w:sz="4" w:space="0" w:color="000000"/>
-              <w:bottom w:val="single" w:sz="4" w:space="0" w:color="000000"/>
-              <w:right w:val="single" w:sz="4" w:space="0" w:color="000000"/>
-            </w:tcBorders>
-            <w:vAlign w:val="center"/>
-          </w:tcPr>
-          <w:p>
-            <w:pPr>
-              <w:spacing w:before="40" w:after="40"/>
-              <w:jc w:val="left"/>
-            </w:pPr>
-            <w:r>
-              <w:rPr>
-                <w:rFonts w:ascii="Adani" w:hAnsi="Adani"/>
-                <w:b w:val="0"/>
-                <w:sz w:val="18"/>
-                <w:u w:val="none"/>
-              </w:rPr>
-              <w:t>11/04/2025</w:t>
-            </w:r>
-          </w:p>
-        </w:tc>
-      </w:tr>
-      <w:tr>
-        <w:tc>
-          <w:tcPr>
-            <w:tcW w:type="dxa" w:w="680"/>
-            <w:shd w:val="clear" w:color="auto" w:fill="FFFFFF"/>
-            <w:tcBorders>
-              <w:top w:val="single" w:sz="4" w:space="0" w:color="000000"/>
-              <w:left w:val="single" w:sz="4" w:space="0" w:color="000000"/>
-              <w:bottom w:val="single" w:sz="4" w:space="0" w:color="000000"/>
-              <w:right w:val="single" w:sz="4" w:space="0" w:color="000000"/>
-            </w:tcBorders>
-            <w:vAlign w:val="center"/>
-          </w:tcPr>
-          <w:p>
-            <w:pPr>
-              <w:spacing w:before="40" w:after="40"/>
-              <w:jc w:val="left"/>
-            </w:pPr>
-            <w:r>
-              <w:rPr>
-                <w:rFonts w:ascii="Adani" w:hAnsi="Adani"/>
-                <w:b w:val="0"/>
-                <w:sz w:val="18"/>
-                <w:u w:val="none"/>
-              </w:rPr>
-              <w:t>10</w:t>
             </w:r>
           </w:p>
         </w:tc>
@@ -2123,7 +1846,7 @@
                 <w:sz w:val="18"/>
                 <w:u w:val="none"/>
               </w:rPr>
-              <w:t>Date:   07th May, 2026</w:t>
+              <w:t>Date:   15th May, 2026</w:t>
             </w:r>
           </w:p>
         </w:tc>
@@ -2389,174 +2112,441 @@
         <w:t>:</w:t>
       </w:r>
     </w:p>
-    <w:p>
-      <w:pPr>
-        <w:pStyle w:val="ListNumber"/>
-        <w:spacing w:before="0" w:after="40"/>
-        <w:ind w:left="720"/>
-      </w:pPr>
-      <w:r>
-        <w:rPr>
-          <w:rFonts w:ascii="Adani" w:hAnsi="Adani"/>
-          <w:b w:val="0"/>
-          <w:sz w:val="20"/>
-          <w:u w:val="none"/>
-        </w:rPr>
-        <w:t>Father</w:t>
-        <w:tab/>
-        <w:tab/>
-        <w:t>:</w:t>
-        <w:tab/>
-        <w:t>NIL</w:t>
-      </w:r>
-    </w:p>
-    <w:p>
-      <w:pPr>
-        <w:pStyle w:val="ListNumber"/>
-        <w:spacing w:before="0" w:after="40"/>
-        <w:ind w:left="720"/>
-      </w:pPr>
-      <w:r>
-        <w:rPr>
-          <w:rFonts w:ascii="Adani" w:hAnsi="Adani"/>
-          <w:b w:val="0"/>
-          <w:sz w:val="20"/>
-          <w:u w:val="none"/>
-        </w:rPr>
-        <w:t>Mother</w:t>
-        <w:tab/>
-        <w:tab/>
-        <w:t>:</w:t>
-        <w:tab/>
-        <w:t>NIL</w:t>
-      </w:r>
-    </w:p>
-    <w:p>
-      <w:pPr>
-        <w:pStyle w:val="ListNumber"/>
-        <w:spacing w:before="0" w:after="40"/>
-        <w:ind w:left="720"/>
-      </w:pPr>
-      <w:r>
-        <w:rPr>
-          <w:rFonts w:ascii="Adani" w:hAnsi="Adani"/>
-          <w:b w:val="0"/>
-          <w:sz w:val="20"/>
-          <w:u w:val="none"/>
-        </w:rPr>
-        <w:t>Son</w:t>
-        <w:tab/>
-        <w:tab/>
-        <w:t>:</w:t>
-        <w:tab/>
-        <w:t>NIL</w:t>
-      </w:r>
-    </w:p>
-    <w:p>
-      <w:pPr>
-        <w:pStyle w:val="ListNumber"/>
-        <w:spacing w:before="0" w:after="40"/>
-        <w:ind w:left="720"/>
-      </w:pPr>
-      <w:r>
-        <w:rPr>
-          <w:rFonts w:ascii="Adani" w:hAnsi="Adani"/>
-          <w:b w:val="0"/>
-          <w:sz w:val="20"/>
-          <w:u w:val="none"/>
-        </w:rPr>
-        <w:t>Son's Wife</w:t>
-        <w:tab/>
-        <w:tab/>
-        <w:t>:</w:t>
-        <w:tab/>
-        <w:t>NIL</w:t>
-      </w:r>
-    </w:p>
-    <w:p>
-      <w:pPr>
-        <w:pStyle w:val="ListNumber"/>
-        <w:spacing w:before="0" w:after="40"/>
-        <w:ind w:left="720"/>
-      </w:pPr>
-      <w:r>
-        <w:rPr>
-          <w:rFonts w:ascii="Adani" w:hAnsi="Adani"/>
-          <w:b w:val="0"/>
-          <w:sz w:val="20"/>
-          <w:u w:val="none"/>
-        </w:rPr>
-        <w:t>Daughter</w:t>
-        <w:tab/>
-        <w:tab/>
-        <w:t>:</w:t>
-        <w:tab/>
-        <w:t>NIL</w:t>
-      </w:r>
-    </w:p>
-    <w:p>
-      <w:pPr>
-        <w:pStyle w:val="ListNumber"/>
-        <w:spacing w:before="0" w:after="40"/>
-        <w:ind w:left="720"/>
-      </w:pPr>
-      <w:r>
-        <w:rPr>
-          <w:rFonts w:ascii="Adani" w:hAnsi="Adani"/>
-          <w:b w:val="0"/>
-          <w:sz w:val="20"/>
-          <w:u w:val="none"/>
-        </w:rPr>
-        <w:t>Daughter's Husband</w:t>
-        <w:tab/>
-        <w:tab/>
-        <w:t>:</w:t>
-        <w:tab/>
-        <w:t>NIL</w:t>
-      </w:r>
-    </w:p>
-    <w:p>
-      <w:pPr>
-        <w:pStyle w:val="ListNumber"/>
-        <w:spacing w:before="0" w:after="40"/>
-        <w:ind w:left="720"/>
-      </w:pPr>
-      <w:r>
-        <w:rPr>
-          <w:rFonts w:ascii="Adani" w:hAnsi="Adani"/>
-          <w:b w:val="0"/>
-          <w:sz w:val="20"/>
-          <w:u w:val="none"/>
-        </w:rPr>
-        <w:t>Brother</w:t>
-        <w:tab/>
-        <w:tab/>
-        <w:t>:</w:t>
-        <w:tab/>
-        <w:t>NIL</w:t>
-      </w:r>
-    </w:p>
-    <w:p>
-      <w:pPr>
-        <w:pStyle w:val="ListNumber"/>
-        <w:spacing w:before="0" w:after="40"/>
-        <w:ind w:left="720"/>
-      </w:pPr>
-      <w:r>
-        <w:rPr>
-          <w:rFonts w:ascii="Adani" w:hAnsi="Adani"/>
-          <w:b w:val="0"/>
-          <w:sz w:val="20"/>
-          <w:u w:val="none"/>
-        </w:rPr>
-        <w:t>Sister</w:t>
-        <w:tab/>
-        <w:tab/>
-        <w:t>:</w:t>
-        <w:tab/>
-        <w:t>NIL</w:t>
-      </w:r>
-    </w:p>
+    <w:tbl>
+      <w:tblPr>
+        <w:tblW w:type="auto" w:w="0"/>
+        <w:jc w:val="left"/>
+        <w:tblLook w:firstColumn="1" w:firstRow="1" w:lastColumn="0" w:lastRow="0" w:noHBand="0" w:noVBand="1" w:val="04A0"/>
+      </w:tblPr>
+      <w:tblGrid>
+        <w:gridCol w:w="4536"/>
+        <w:gridCol w:w="4536"/>
+      </w:tblGrid>
+      <w:tr>
+        <w:tc>
+          <w:tcPr>
+            <w:tcW w:type="dxa" w:w="4536"/>
+            <w:tcBorders>
+              <w:top w:val="none"/>
+              <w:bottom w:val="none"/>
+              <w:left w:val="none"/>
+              <w:right w:val="none"/>
+            </w:tcBorders>
+          </w:tcPr>
+          <w:p>
+            <w:pPr>
+              <w:ind w:left="720"/>
+            </w:pPr>
+            <w:r>
+              <w:rPr>
+                <w:rFonts w:ascii="Adani" w:hAnsi="Adani"/>
+                <w:b w:val="0"/>
+                <w:sz w:val="20"/>
+                <w:u w:val="none"/>
+              </w:rPr>
+              <w:t>1.</w:t>
+              <w:tab/>
+              <w:t>Father</w:t>
+              <w:tab/>
+              <w:t>:</w:t>
+            </w:r>
+          </w:p>
+        </w:tc>
+        <w:tc>
+          <w:tcPr>
+            <w:tcW w:type="dxa" w:w="4536"/>
+            <w:tcBorders>
+              <w:top w:val="none"/>
+              <w:bottom w:val="none"/>
+              <w:left w:val="none"/>
+              <w:right w:val="none"/>
+            </w:tcBorders>
+          </w:tcPr>
+          <w:p>
+            <w:r>
+              <w:rPr>
+                <w:rFonts w:ascii="Adani" w:hAnsi="Adani"/>
+                <w:b w:val="0"/>
+                <w:sz w:val="20"/>
+                <w:u w:val="none"/>
+              </w:rPr>
+              <w:t>NIL</w:t>
+            </w:r>
+          </w:p>
+        </w:tc>
+      </w:tr>
+      <w:tr>
+        <w:tc>
+          <w:tcPr>
+            <w:tcW w:type="dxa" w:w="4536"/>
+            <w:tcBorders>
+              <w:top w:val="none"/>
+              <w:bottom w:val="none"/>
+              <w:left w:val="none"/>
+              <w:right w:val="none"/>
+            </w:tcBorders>
+          </w:tcPr>
+          <w:p>
+            <w:pPr>
+              <w:ind w:left="720"/>
+            </w:pPr>
+            <w:r>
+              <w:rPr>
+                <w:rFonts w:ascii="Adani" w:hAnsi="Adani"/>
+                <w:b w:val="0"/>
+                <w:sz w:val="20"/>
+                <w:u w:val="none"/>
+              </w:rPr>
+              <w:t>2.</w:t>
+              <w:tab/>
+              <w:t>Mother</w:t>
+              <w:tab/>
+              <w:t>:</w:t>
+            </w:r>
+          </w:p>
+        </w:tc>
+        <w:tc>
+          <w:tcPr>
+            <w:tcW w:type="dxa" w:w="4536"/>
+            <w:tcBorders>
+              <w:top w:val="none"/>
+              <w:bottom w:val="none"/>
+              <w:left w:val="none"/>
+              <w:right w:val="none"/>
+            </w:tcBorders>
+          </w:tcPr>
+          <w:p>
+            <w:r>
+              <w:rPr>
+                <w:rFonts w:ascii="Adani" w:hAnsi="Adani"/>
+                <w:b w:val="0"/>
+                <w:sz w:val="20"/>
+                <w:u w:val="none"/>
+              </w:rPr>
+              <w:t>NIL</w:t>
+            </w:r>
+          </w:p>
+        </w:tc>
+      </w:tr>
+      <w:tr>
+        <w:tc>
+          <w:tcPr>
+            <w:tcW w:type="dxa" w:w="4536"/>
+            <w:tcBorders>
+              <w:top w:val="none"/>
+              <w:bottom w:val="none"/>
+              <w:left w:val="none"/>
+              <w:right w:val="none"/>
+            </w:tcBorders>
+          </w:tcPr>
+          <w:p>
+            <w:pPr>
+              <w:ind w:left="720"/>
+            </w:pPr>
+            <w:r>
+              <w:rPr>
+                <w:rFonts w:ascii="Adani" w:hAnsi="Adani"/>
+                <w:b w:val="0"/>
+                <w:sz w:val="20"/>
+                <w:u w:val="none"/>
+              </w:rPr>
+              <w:t>3.</w:t>
+              <w:tab/>
+              <w:t>Son</w:t>
+              <w:tab/>
+              <w:t>:</w:t>
+            </w:r>
+          </w:p>
+        </w:tc>
+        <w:tc>
+          <w:tcPr>
+            <w:tcW w:type="dxa" w:w="4536"/>
+            <w:tcBorders>
+              <w:top w:val="none"/>
+              <w:bottom w:val="none"/>
+              <w:left w:val="none"/>
+              <w:right w:val="none"/>
+            </w:tcBorders>
+          </w:tcPr>
+          <w:p>
+            <w:r>
+              <w:rPr>
+                <w:rFonts w:ascii="Adani" w:hAnsi="Adani"/>
+                <w:b w:val="0"/>
+                <w:sz w:val="20"/>
+                <w:u w:val="none"/>
+              </w:rPr>
+              <w:t>NIL</w:t>
+            </w:r>
+          </w:p>
+        </w:tc>
+      </w:tr>
+      <w:tr>
+        <w:tc>
+          <w:tcPr>
+            <w:tcW w:type="dxa" w:w="4536"/>
+            <w:tcBorders>
+              <w:top w:val="none"/>
+              <w:bottom w:val="none"/>
+              <w:left w:val="none"/>
+              <w:right w:val="none"/>
+            </w:tcBorders>
+          </w:tcPr>
+          <w:p>
+            <w:pPr>
+              <w:ind w:left="720"/>
+            </w:pPr>
+            <w:r>
+              <w:rPr>
+                <w:rFonts w:ascii="Adani" w:hAnsi="Adani"/>
+                <w:b w:val="0"/>
+                <w:sz w:val="20"/>
+                <w:u w:val="none"/>
+              </w:rPr>
+              <w:t>4.</w:t>
+              <w:tab/>
+              <w:t>Son's Wife</w:t>
+              <w:tab/>
+              <w:t>:</w:t>
+            </w:r>
+          </w:p>
+        </w:tc>
+        <w:tc>
+          <w:tcPr>
+            <w:tcW w:type="dxa" w:w="4536"/>
+            <w:tcBorders>
+              <w:top w:val="none"/>
+              <w:bottom w:val="none"/>
+              <w:left w:val="none"/>
+              <w:right w:val="none"/>
+            </w:tcBorders>
+          </w:tcPr>
+          <w:p>
+            <w:r>
+              <w:rPr>
+                <w:rFonts w:ascii="Adani" w:hAnsi="Adani"/>
+                <w:b w:val="0"/>
+                <w:sz w:val="20"/>
+                <w:u w:val="none"/>
+              </w:rPr>
+              <w:t>NIL</w:t>
+            </w:r>
+          </w:p>
+        </w:tc>
+      </w:tr>
+      <w:tr>
+        <w:tc>
+          <w:tcPr>
+            <w:tcW w:type="dxa" w:w="4536"/>
+            <w:tcBorders>
+              <w:top w:val="none"/>
+              <w:bottom w:val="none"/>
+              <w:left w:val="none"/>
+              <w:right w:val="none"/>
+            </w:tcBorders>
+          </w:tcPr>
+          <w:p>
+            <w:pPr>
+              <w:ind w:left="720"/>
+            </w:pPr>
+            <w:r>
+              <w:rPr>
+                <w:rFonts w:ascii="Adani" w:hAnsi="Adani"/>
+                <w:b w:val="0"/>
+                <w:sz w:val="20"/>
+                <w:u w:val="none"/>
+              </w:rPr>
+              <w:t>5.</w:t>
+              <w:tab/>
+              <w:t>Daughter</w:t>
+              <w:tab/>
+              <w:t>:</w:t>
+            </w:r>
+          </w:p>
+        </w:tc>
+        <w:tc>
+          <w:tcPr>
+            <w:tcW w:type="dxa" w:w="4536"/>
+            <w:tcBorders>
+              <w:top w:val="none"/>
+              <w:bottom w:val="none"/>
+              <w:left w:val="none"/>
+              <w:right w:val="none"/>
+            </w:tcBorders>
+          </w:tcPr>
+          <w:p>
+            <w:r>
+              <w:rPr>
+                <w:rFonts w:ascii="Adani" w:hAnsi="Adani"/>
+                <w:b w:val="0"/>
+                <w:sz w:val="20"/>
+                <w:u w:val="none"/>
+              </w:rPr>
+              <w:t>NIL</w:t>
+            </w:r>
+          </w:p>
+        </w:tc>
+      </w:tr>
+      <w:tr>
+        <w:tc>
+          <w:tcPr>
+            <w:tcW w:type="dxa" w:w="4536"/>
+            <w:tcBorders>
+              <w:top w:val="none"/>
+              <w:bottom w:val="none"/>
+              <w:left w:val="none"/>
+              <w:right w:val="none"/>
+            </w:tcBorders>
+          </w:tcPr>
+          <w:p>
+            <w:pPr>
+              <w:ind w:left="720"/>
+            </w:pPr>
+            <w:r>
+              <w:rPr>
+                <w:rFonts w:ascii="Adani" w:hAnsi="Adani"/>
+                <w:b w:val="0"/>
+                <w:sz w:val="20"/>
+                <w:u w:val="none"/>
+              </w:rPr>
+              <w:t>6.</w:t>
+              <w:tab/>
+              <w:t>Daughter's Husband</w:t>
+              <w:tab/>
+              <w:t>:</w:t>
+            </w:r>
+          </w:p>
+        </w:tc>
+        <w:tc>
+          <w:tcPr>
+            <w:tcW w:type="dxa" w:w="4536"/>
+            <w:tcBorders>
+              <w:top w:val="none"/>
+              <w:bottom w:val="none"/>
+              <w:left w:val="none"/>
+              <w:right w:val="none"/>
+            </w:tcBorders>
+          </w:tcPr>
+          <w:p>
+            <w:r>
+              <w:rPr>
+                <w:rFonts w:ascii="Adani" w:hAnsi="Adani"/>
+                <w:b w:val="0"/>
+                <w:sz w:val="20"/>
+                <w:u w:val="none"/>
+              </w:rPr>
+              <w:t>NIL</w:t>
+            </w:r>
+          </w:p>
+        </w:tc>
+      </w:tr>
+      <w:tr>
+        <w:tc>
+          <w:tcPr>
+            <w:tcW w:type="dxa" w:w="4536"/>
+            <w:tcBorders>
+              <w:top w:val="none"/>
+              <w:bottom w:val="none"/>
+              <w:left w:val="none"/>
+              <w:right w:val="none"/>
+            </w:tcBorders>
+          </w:tcPr>
+          <w:p>
+            <w:pPr>
+              <w:ind w:left="720"/>
+            </w:pPr>
+            <w:r>
+              <w:rPr>
+                <w:rFonts w:ascii="Adani" w:hAnsi="Adani"/>
+                <w:b w:val="0"/>
+                <w:sz w:val="20"/>
+                <w:u w:val="none"/>
+              </w:rPr>
+              <w:t>7.</w:t>
+              <w:tab/>
+              <w:t>Brother</w:t>
+              <w:tab/>
+              <w:t>:</w:t>
+            </w:r>
+          </w:p>
+        </w:tc>
+        <w:tc>
+          <w:tcPr>
+            <w:tcW w:type="dxa" w:w="4536"/>
+            <w:tcBorders>
+              <w:top w:val="none"/>
+              <w:bottom w:val="none"/>
+              <w:left w:val="none"/>
+              <w:right w:val="none"/>
+            </w:tcBorders>
+          </w:tcPr>
+          <w:p>
+            <w:r>
+              <w:rPr>
+                <w:rFonts w:ascii="Adani" w:hAnsi="Adani"/>
+                <w:b w:val="0"/>
+                <w:sz w:val="20"/>
+                <w:u w:val="none"/>
+              </w:rPr>
+              <w:t>NIL</w:t>
+            </w:r>
+          </w:p>
+        </w:tc>
+      </w:tr>
+      <w:tr>
+        <w:tc>
+          <w:tcPr>
+            <w:tcW w:type="dxa" w:w="4536"/>
+            <w:tcBorders>
+              <w:top w:val="none"/>
+              <w:bottom w:val="none"/>
+              <w:left w:val="none"/>
+              <w:right w:val="none"/>
+            </w:tcBorders>
+          </w:tcPr>
+          <w:p>
+            <w:pPr>
+              <w:ind w:left="720"/>
+            </w:pPr>
+            <w:r>
+              <w:rPr>
+                <w:rFonts w:ascii="Adani" w:hAnsi="Adani"/>
+                <w:b w:val="0"/>
+                <w:sz w:val="20"/>
+                <w:u w:val="none"/>
+              </w:rPr>
+              <w:t>8.</w:t>
+              <w:tab/>
+              <w:t>Sister</w:t>
+              <w:tab/>
+              <w:t>:</w:t>
+            </w:r>
+          </w:p>
+        </w:tc>
+        <w:tc>
+          <w:tcPr>
+            <w:tcW w:type="dxa" w:w="4536"/>
+            <w:tcBorders>
+              <w:top w:val="none"/>
+              <w:bottom w:val="none"/>
+              <w:left w:val="none"/>
+              <w:right w:val="none"/>
+            </w:tcBorders>
+          </w:tcPr>
+          <w:p>
+            <w:r>
+              <w:rPr>
+                <w:rFonts w:ascii="Adani" w:hAnsi="Adani"/>
+                <w:b w:val="0"/>
+                <w:sz w:val="20"/>
+                <w:u w:val="none"/>
+              </w:rPr>
+              <w:t>NIL</w:t>
+            </w:r>
+          </w:p>
+        </w:tc>
+      </w:tr>
+    </w:tbl>
     <w:p/>
     <w:p>
       <w:pPr>
@@ -2893,7 +2883,7 @@
                 <w:sz w:val="18"/>
                 <w:u w:val="none"/>
               </w:rPr>
-              <w:t>Date:   07th May, 2026</w:t>
+              <w:t>Date:   15th May, 2026</w:t>
             </w:r>
           </w:p>
         </w:tc>
@@ -3054,7 +3044,7 @@
           <w:sz w:val="20"/>
           <w:u w:val="none"/>
         </w:rPr>
-        <w:t>07th May, 2026</w:t>
+        <w:t>15th May, 2026</w:t>
       </w:r>
     </w:p>
     <w:p>
@@ -3190,21 +3180,6 @@
           <w:u w:val="none"/>
         </w:rPr>
         <w:t>ADANI GREEN ENERGY TWENTY SIX C LIMITED</w:t>
-      </w:r>
-    </w:p>
-    <w:p>
-      <w:pPr>
-        <w:spacing w:before="0" w:after="20"/>
-        <w:jc w:val="left"/>
-      </w:pPr>
-      <w:r>
-        <w:rPr>
-          <w:rFonts w:ascii="Adani" w:hAnsi="Adani"/>
-          <w:b/>
-          <w:sz w:val="20"/>
-          <w:u w:val="none"/>
-        </w:rPr>
-        <w:t>ADANI GREEN ENERGY TWENTY FIVE C LIMITED</w:t>
       </w:r>
     </w:p>
     <w:p>
@@ -3386,21 +3361,6 @@
           <w:u w:val="none"/>
         </w:rPr>
         <w:t>ADANI GREEN ENERGY TWENTY SIX C LIMITED</w:t>
-      </w:r>
-    </w:p>
-    <w:p>
-      <w:pPr>
-        <w:spacing w:before="0" w:after="20"/>
-        <w:jc w:val="left"/>
-      </w:pPr>
-      <w:r>
-        <w:rPr>
-          <w:rFonts w:ascii="Adani" w:hAnsi="Adani"/>
-          <w:b w:val="0"/>
-          <w:sz w:val="20"/>
-          <w:u w:val="none"/>
-        </w:rPr>
-        <w:t>ADANI GREEN ENERGY TWENTY FIVE C LIMITED</w:t>
       </w:r>
     </w:p>
     <w:p>
@@ -4256,7 +4216,7 @@
                 <w:sz w:val="18"/>
                 <w:u w:val="none"/>
               </w:rPr>
-              <w:t>10</w:t>
+              <w:t>9</w:t>
             </w:r>
           </w:p>
         </w:tc>
@@ -5227,120 +5187,6 @@
                 <w:sz w:val="18"/>
                 <w:u w:val="none"/>
               </w:rPr>
-              <w:t>U40100GJ2020PLC114822</w:t>
-            </w:r>
-          </w:p>
-        </w:tc>
-        <w:tc>
-          <w:tcPr>
-            <w:tcW w:type="dxa" w:w="4252"/>
-            <w:shd w:val="clear" w:color="auto" w:fill="FFFFFF"/>
-            <w:tcBorders>
-              <w:top w:val="single" w:sz="4" w:space="0" w:color="000000"/>
-              <w:left w:val="single" w:sz="4" w:space="0" w:color="000000"/>
-              <w:bottom w:val="single" w:sz="4" w:space="0" w:color="000000"/>
-              <w:right w:val="single" w:sz="4" w:space="0" w:color="000000"/>
-            </w:tcBorders>
-            <w:vAlign w:val="center"/>
-          </w:tcPr>
-          <w:p>
-            <w:pPr>
-              <w:spacing w:before="40" w:after="40"/>
-              <w:jc w:val="left"/>
-            </w:pPr>
-            <w:r>
-              <w:rPr>
-                <w:rFonts w:ascii="Adani" w:hAnsi="Adani"/>
-                <w:b w:val="0"/>
-                <w:sz w:val="18"/>
-                <w:u w:val="none"/>
-              </w:rPr>
-              <w:t>ADANI GREEN ENERGY TWENTY FIVE C LIMITED</w:t>
-            </w:r>
-          </w:p>
-        </w:tc>
-        <w:tc>
-          <w:tcPr>
-            <w:tcW w:type="dxa" w:w="1587"/>
-            <w:shd w:val="clear" w:color="auto" w:fill="FFFFFF"/>
-            <w:tcBorders>
-              <w:top w:val="single" w:sz="4" w:space="0" w:color="000000"/>
-              <w:left w:val="single" w:sz="4" w:space="0" w:color="000000"/>
-              <w:bottom w:val="single" w:sz="4" w:space="0" w:color="000000"/>
-              <w:right w:val="single" w:sz="4" w:space="0" w:color="000000"/>
-            </w:tcBorders>
-            <w:vAlign w:val="center"/>
-          </w:tcPr>
-          <w:p>
-            <w:pPr>
-              <w:spacing w:before="40" w:after="40"/>
-              <w:jc w:val="left"/>
-            </w:pPr>
-            <w:r>
-              <w:rPr>
-                <w:rFonts w:ascii="Adani" w:hAnsi="Adani"/>
-                <w:b w:val="0"/>
-                <w:sz w:val="18"/>
-                <w:u w:val="none"/>
-              </w:rPr>
-              <w:t>Additional Director</w:t>
-            </w:r>
-          </w:p>
-        </w:tc>
-        <w:tc>
-          <w:tcPr>
-            <w:tcW w:type="dxa" w:w="1304"/>
-            <w:shd w:val="clear" w:color="auto" w:fill="FFFFFF"/>
-            <w:tcBorders>
-              <w:top w:val="single" w:sz="4" w:space="0" w:color="000000"/>
-              <w:left w:val="single" w:sz="4" w:space="0" w:color="000000"/>
-              <w:bottom w:val="single" w:sz="4" w:space="0" w:color="000000"/>
-              <w:right w:val="single" w:sz="4" w:space="0" w:color="000000"/>
-            </w:tcBorders>
-            <w:vAlign w:val="center"/>
-          </w:tcPr>
-          <w:p>
-            <w:pPr>
-              <w:spacing w:before="40" w:after="40"/>
-              <w:jc w:val="left"/>
-            </w:pPr>
-            <w:r>
-              <w:rPr>
-                <w:rFonts w:ascii="Adani" w:hAnsi="Adani"/>
-                <w:b w:val="0"/>
-                <w:sz w:val="18"/>
-                <w:u w:val="none"/>
-              </w:rPr>
-              <w:t>11/04/2025</w:t>
-            </w:r>
-          </w:p>
-        </w:tc>
-      </w:tr>
-      <w:tr>
-        <w:tc>
-          <w:tcPr>
-            <w:tcW w:type="dxa" w:w="2268"/>
-            <w:shd w:val="clear" w:color="auto" w:fill="FFFFFF"/>
-            <w:tcBorders>
-              <w:top w:val="single" w:sz="4" w:space="0" w:color="000000"/>
-              <w:left w:val="single" w:sz="4" w:space="0" w:color="000000"/>
-              <w:bottom w:val="single" w:sz="4" w:space="0" w:color="000000"/>
-              <w:right w:val="single" w:sz="4" w:space="0" w:color="000000"/>
-            </w:tcBorders>
-            <w:vAlign w:val="center"/>
-          </w:tcPr>
-          <w:p>
-            <w:pPr>
-              <w:spacing w:before="40" w:after="40"/>
-              <w:jc w:val="left"/>
-            </w:pPr>
-            <w:r>
-              <w:rPr>
-                <w:rFonts w:ascii="Adani" w:hAnsi="Adani"/>
-                <w:b w:val="0"/>
-                <w:sz w:val="18"/>
-                <w:u w:val="none"/>
-              </w:rPr>
               <w:t>U40106GJ2020PLC114739</w:t>
             </w:r>
           </w:p>

--- a/Backend/Director_Disclosure/Output_Disclosures/2024-25/ADANI_GREEN_ENERGY_TWENTY_SEVEN_A_LIMITED/MBP-1/MBP1_Bhooshan_Shah_11050583.docx
+++ b/Backend/Director_Disclosure/Output_Disclosures/2024-25/ADANI_GREEN_ENERGY_TWENTY_SEVEN_A_LIMITED/MBP-1/MBP1_Bhooshan_Shah_11050583.docx
@@ -389,6 +389,148 @@
                 <w:sz w:val="18"/>
                 <w:u w:val="none"/>
               </w:rPr>
+              <w:t>ADANI RENEWABLE ENERGY EIGHT LIMITED</w:t>
+            </w:r>
+          </w:p>
+        </w:tc>
+        <w:tc>
+          <w:tcPr>
+            <w:tcW w:type="dxa" w:w="1814"/>
+            <w:shd w:val="clear" w:color="auto" w:fill="FFFFFF"/>
+            <w:tcBorders>
+              <w:top w:val="single" w:sz="4" w:space="0" w:color="000000"/>
+              <w:left w:val="single" w:sz="4" w:space="0" w:color="000000"/>
+              <w:bottom w:val="single" w:sz="4" w:space="0" w:color="000000"/>
+              <w:right w:val="single" w:sz="4" w:space="0" w:color="000000"/>
+            </w:tcBorders>
+            <w:vAlign w:val="center"/>
+          </w:tcPr>
+          <w:p>
+            <w:pPr>
+              <w:spacing w:before="40" w:after="40"/>
+              <w:jc w:val="left"/>
+            </w:pPr>
+            <w:r>
+              <w:rPr>
+                <w:rFonts w:ascii="Adani" w:hAnsi="Adani"/>
+                <w:b w:val="0"/>
+                <w:sz w:val="18"/>
+                <w:u w:val="none"/>
+              </w:rPr>
+              <w:t>Additional Director</w:t>
+            </w:r>
+          </w:p>
+        </w:tc>
+        <w:tc>
+          <w:tcPr>
+            <w:tcW w:type="dxa" w:w="1020"/>
+            <w:shd w:val="clear" w:color="auto" w:fill="FFFFFF"/>
+            <w:tcBorders>
+              <w:top w:val="single" w:sz="4" w:space="0" w:color="000000"/>
+              <w:left w:val="single" w:sz="4" w:space="0" w:color="000000"/>
+              <w:bottom w:val="single" w:sz="4" w:space="0" w:color="000000"/>
+              <w:right w:val="single" w:sz="4" w:space="0" w:color="000000"/>
+            </w:tcBorders>
+            <w:vAlign w:val="center"/>
+          </w:tcPr>
+          <w:p>
+            <w:pPr>
+              <w:spacing w:before="40" w:after="40"/>
+              <w:jc w:val="left"/>
+            </w:pPr>
+            <w:r>
+              <w:rPr>
+                <w:rFonts w:ascii="Adani" w:hAnsi="Adani"/>
+                <w:b w:val="0"/>
+                <w:sz w:val="18"/>
+                <w:u w:val="none"/>
+              </w:rPr>
+              <w:t>NIL</w:t>
+            </w:r>
+          </w:p>
+        </w:tc>
+        <w:tc>
+          <w:tcPr>
+            <w:tcW w:type="dxa" w:w="1247"/>
+            <w:shd w:val="clear" w:color="auto" w:fill="FFFFFF"/>
+            <w:tcBorders>
+              <w:top w:val="single" w:sz="4" w:space="0" w:color="000000"/>
+              <w:left w:val="single" w:sz="4" w:space="0" w:color="000000"/>
+              <w:bottom w:val="single" w:sz="4" w:space="0" w:color="000000"/>
+              <w:right w:val="single" w:sz="4" w:space="0" w:color="000000"/>
+            </w:tcBorders>
+            <w:vAlign w:val="center"/>
+          </w:tcPr>
+          <w:p>
+            <w:pPr>
+              <w:spacing w:before="40" w:after="40"/>
+              <w:jc w:val="left"/>
+            </w:pPr>
+            <w:r>
+              <w:rPr>
+                <w:rFonts w:ascii="Adani" w:hAnsi="Adani"/>
+                <w:b w:val="0"/>
+                <w:sz w:val="18"/>
+                <w:u w:val="none"/>
+              </w:rPr>
+              <w:t>23/03/2026</w:t>
+            </w:r>
+          </w:p>
+        </w:tc>
+      </w:tr>
+      <w:tr>
+        <w:tc>
+          <w:tcPr>
+            <w:tcW w:type="dxa" w:w="680"/>
+            <w:shd w:val="clear" w:color="auto" w:fill="FFFFFF"/>
+            <w:tcBorders>
+              <w:top w:val="single" w:sz="4" w:space="0" w:color="000000"/>
+              <w:left w:val="single" w:sz="4" w:space="0" w:color="000000"/>
+              <w:bottom w:val="single" w:sz="4" w:space="0" w:color="000000"/>
+              <w:right w:val="single" w:sz="4" w:space="0" w:color="000000"/>
+            </w:tcBorders>
+            <w:vAlign w:val="center"/>
+          </w:tcPr>
+          <w:p>
+            <w:pPr>
+              <w:spacing w:before="40" w:after="40"/>
+              <w:jc w:val="left"/>
+            </w:pPr>
+            <w:r>
+              <w:rPr>
+                <w:rFonts w:ascii="Adani" w:hAnsi="Adani"/>
+                <w:b w:val="0"/>
+                <w:sz w:val="18"/>
+                <w:u w:val="none"/>
+              </w:rPr>
+              <w:t>2</w:t>
+            </w:r>
+          </w:p>
+        </w:tc>
+        <w:tc>
+          <w:tcPr>
+            <w:tcW w:type="dxa" w:w="3969"/>
+            <w:shd w:val="clear" w:color="auto" w:fill="FFFFFF"/>
+            <w:tcBorders>
+              <w:top w:val="single" w:sz="4" w:space="0" w:color="000000"/>
+              <w:left w:val="single" w:sz="4" w:space="0" w:color="000000"/>
+              <w:bottom w:val="single" w:sz="4" w:space="0" w:color="000000"/>
+              <w:right w:val="single" w:sz="4" w:space="0" w:color="000000"/>
+            </w:tcBorders>
+            <w:vAlign w:val="center"/>
+          </w:tcPr>
+          <w:p>
+            <w:pPr>
+              <w:spacing w:before="40" w:after="40"/>
+              <w:jc w:val="left"/>
+            </w:pPr>
+            <w:r>
+              <w:rPr>
+                <w:rFonts w:ascii="Adani" w:hAnsi="Adani"/>
+                <w:b w:val="0"/>
+                <w:sz w:val="18"/>
+                <w:u w:val="none"/>
+              </w:rPr>
               <w:t>ADANI RENEWABLE ENERGY TEN LIMITED</w:t>
             </w:r>
           </w:p>
@@ -474,148 +616,6 @@
                 <w:u w:val="none"/>
               </w:rPr>
               <w:t>17/02/2026</w:t>
-            </w:r>
-          </w:p>
-        </w:tc>
-      </w:tr>
-      <w:tr>
-        <w:tc>
-          <w:tcPr>
-            <w:tcW w:type="dxa" w:w="680"/>
-            <w:shd w:val="clear" w:color="auto" w:fill="FFFFFF"/>
-            <w:tcBorders>
-              <w:top w:val="single" w:sz="4" w:space="0" w:color="000000"/>
-              <w:left w:val="single" w:sz="4" w:space="0" w:color="000000"/>
-              <w:bottom w:val="single" w:sz="4" w:space="0" w:color="000000"/>
-              <w:right w:val="single" w:sz="4" w:space="0" w:color="000000"/>
-            </w:tcBorders>
-            <w:vAlign w:val="center"/>
-          </w:tcPr>
-          <w:p>
-            <w:pPr>
-              <w:spacing w:before="40" w:after="40"/>
-              <w:jc w:val="left"/>
-            </w:pPr>
-            <w:r>
-              <w:rPr>
-                <w:rFonts w:ascii="Adani" w:hAnsi="Adani"/>
-                <w:b w:val="0"/>
-                <w:sz w:val="18"/>
-                <w:u w:val="none"/>
-              </w:rPr>
-              <w:t>2</w:t>
-            </w:r>
-          </w:p>
-        </w:tc>
-        <w:tc>
-          <w:tcPr>
-            <w:tcW w:type="dxa" w:w="3969"/>
-            <w:shd w:val="clear" w:color="auto" w:fill="FFFFFF"/>
-            <w:tcBorders>
-              <w:top w:val="single" w:sz="4" w:space="0" w:color="000000"/>
-              <w:left w:val="single" w:sz="4" w:space="0" w:color="000000"/>
-              <w:bottom w:val="single" w:sz="4" w:space="0" w:color="000000"/>
-              <w:right w:val="single" w:sz="4" w:space="0" w:color="000000"/>
-            </w:tcBorders>
-            <w:vAlign w:val="center"/>
-          </w:tcPr>
-          <w:p>
-            <w:pPr>
-              <w:spacing w:before="40" w:after="40"/>
-              <w:jc w:val="left"/>
-            </w:pPr>
-            <w:r>
-              <w:rPr>
-                <w:rFonts w:ascii="Adani" w:hAnsi="Adani"/>
-                <w:b w:val="0"/>
-                <w:sz w:val="18"/>
-                <w:u w:val="none"/>
-              </w:rPr>
-              <w:t>ADANI GREEN ENERGY TWENTY FOUR C LIMITED</w:t>
-            </w:r>
-          </w:p>
-        </w:tc>
-        <w:tc>
-          <w:tcPr>
-            <w:tcW w:type="dxa" w:w="1814"/>
-            <w:shd w:val="clear" w:color="auto" w:fill="FFFFFF"/>
-            <w:tcBorders>
-              <w:top w:val="single" w:sz="4" w:space="0" w:color="000000"/>
-              <w:left w:val="single" w:sz="4" w:space="0" w:color="000000"/>
-              <w:bottom w:val="single" w:sz="4" w:space="0" w:color="000000"/>
-              <w:right w:val="single" w:sz="4" w:space="0" w:color="000000"/>
-            </w:tcBorders>
-            <w:vAlign w:val="center"/>
-          </w:tcPr>
-          <w:p>
-            <w:pPr>
-              <w:spacing w:before="40" w:after="40"/>
-              <w:jc w:val="left"/>
-            </w:pPr>
-            <w:r>
-              <w:rPr>
-                <w:rFonts w:ascii="Adani" w:hAnsi="Adani"/>
-                <w:b w:val="0"/>
-                <w:sz w:val="18"/>
-                <w:u w:val="none"/>
-              </w:rPr>
-              <w:t>Director</w:t>
-            </w:r>
-          </w:p>
-        </w:tc>
-        <w:tc>
-          <w:tcPr>
-            <w:tcW w:type="dxa" w:w="1020"/>
-            <w:shd w:val="clear" w:color="auto" w:fill="FFFFFF"/>
-            <w:tcBorders>
-              <w:top w:val="single" w:sz="4" w:space="0" w:color="000000"/>
-              <w:left w:val="single" w:sz="4" w:space="0" w:color="000000"/>
-              <w:bottom w:val="single" w:sz="4" w:space="0" w:color="000000"/>
-              <w:right w:val="single" w:sz="4" w:space="0" w:color="000000"/>
-            </w:tcBorders>
-            <w:vAlign w:val="center"/>
-          </w:tcPr>
-          <w:p>
-            <w:pPr>
-              <w:spacing w:before="40" w:after="40"/>
-              <w:jc w:val="left"/>
-            </w:pPr>
-            <w:r>
-              <w:rPr>
-                <w:rFonts w:ascii="Adani" w:hAnsi="Adani"/>
-                <w:b w:val="0"/>
-                <w:sz w:val="18"/>
-                <w:u w:val="none"/>
-              </w:rPr>
-              <w:t>NIL</w:t>
-            </w:r>
-          </w:p>
-        </w:tc>
-        <w:tc>
-          <w:tcPr>
-            <w:tcW w:type="dxa" w:w="1247"/>
-            <w:shd w:val="clear" w:color="auto" w:fill="FFFFFF"/>
-            <w:tcBorders>
-              <w:top w:val="single" w:sz="4" w:space="0" w:color="000000"/>
-              <w:left w:val="single" w:sz="4" w:space="0" w:color="000000"/>
-              <w:bottom w:val="single" w:sz="4" w:space="0" w:color="000000"/>
-              <w:right w:val="single" w:sz="4" w:space="0" w:color="000000"/>
-            </w:tcBorders>
-            <w:vAlign w:val="center"/>
-          </w:tcPr>
-          <w:p>
-            <w:pPr>
-              <w:spacing w:before="40" w:after="40"/>
-              <w:jc w:val="left"/>
-            </w:pPr>
-            <w:r>
-              <w:rPr>
-                <w:rFonts w:ascii="Adani" w:hAnsi="Adani"/>
-                <w:b w:val="0"/>
-                <w:sz w:val="18"/>
-                <w:u w:val="none"/>
-              </w:rPr>
-              <w:t>23/06/2025</w:t>
             </w:r>
           </w:p>
         </w:tc>
@@ -1099,6 +1099,148 @@
                 <w:sz w:val="18"/>
                 <w:u w:val="none"/>
               </w:rPr>
+              <w:t>ADANI GREEN ENERGY TWENTY FOUR C LIMITED</w:t>
+            </w:r>
+          </w:p>
+        </w:tc>
+        <w:tc>
+          <w:tcPr>
+            <w:tcW w:type="dxa" w:w="1814"/>
+            <w:shd w:val="clear" w:color="auto" w:fill="FFFFFF"/>
+            <w:tcBorders>
+              <w:top w:val="single" w:sz="4" w:space="0" w:color="000000"/>
+              <w:left w:val="single" w:sz="4" w:space="0" w:color="000000"/>
+              <w:bottom w:val="single" w:sz="4" w:space="0" w:color="000000"/>
+              <w:right w:val="single" w:sz="4" w:space="0" w:color="000000"/>
+            </w:tcBorders>
+            <w:vAlign w:val="center"/>
+          </w:tcPr>
+          <w:p>
+            <w:pPr>
+              <w:spacing w:before="40" w:after="40"/>
+              <w:jc w:val="left"/>
+            </w:pPr>
+            <w:r>
+              <w:rPr>
+                <w:rFonts w:ascii="Adani" w:hAnsi="Adani"/>
+                <w:b w:val="0"/>
+                <w:sz w:val="18"/>
+                <w:u w:val="none"/>
+              </w:rPr>
+              <w:t>Director</w:t>
+            </w:r>
+          </w:p>
+        </w:tc>
+        <w:tc>
+          <w:tcPr>
+            <w:tcW w:type="dxa" w:w="1020"/>
+            <w:shd w:val="clear" w:color="auto" w:fill="FFFFFF"/>
+            <w:tcBorders>
+              <w:top w:val="single" w:sz="4" w:space="0" w:color="000000"/>
+              <w:left w:val="single" w:sz="4" w:space="0" w:color="000000"/>
+              <w:bottom w:val="single" w:sz="4" w:space="0" w:color="000000"/>
+              <w:right w:val="single" w:sz="4" w:space="0" w:color="000000"/>
+            </w:tcBorders>
+            <w:vAlign w:val="center"/>
+          </w:tcPr>
+          <w:p>
+            <w:pPr>
+              <w:spacing w:before="40" w:after="40"/>
+              <w:jc w:val="left"/>
+            </w:pPr>
+            <w:r>
+              <w:rPr>
+                <w:rFonts w:ascii="Adani" w:hAnsi="Adani"/>
+                <w:b w:val="0"/>
+                <w:sz w:val="18"/>
+                <w:u w:val="none"/>
+              </w:rPr>
+              <w:t>NIL</w:t>
+            </w:r>
+          </w:p>
+        </w:tc>
+        <w:tc>
+          <w:tcPr>
+            <w:tcW w:type="dxa" w:w="1247"/>
+            <w:shd w:val="clear" w:color="auto" w:fill="FFFFFF"/>
+            <w:tcBorders>
+              <w:top w:val="single" w:sz="4" w:space="0" w:color="000000"/>
+              <w:left w:val="single" w:sz="4" w:space="0" w:color="000000"/>
+              <w:bottom w:val="single" w:sz="4" w:space="0" w:color="000000"/>
+              <w:right w:val="single" w:sz="4" w:space="0" w:color="000000"/>
+            </w:tcBorders>
+            <w:vAlign w:val="center"/>
+          </w:tcPr>
+          <w:p>
+            <w:pPr>
+              <w:spacing w:before="40" w:after="40"/>
+              <w:jc w:val="left"/>
+            </w:pPr>
+            <w:r>
+              <w:rPr>
+                <w:rFonts w:ascii="Adani" w:hAnsi="Adani"/>
+                <w:b w:val="0"/>
+                <w:sz w:val="18"/>
+                <w:u w:val="none"/>
+              </w:rPr>
+              <w:t>23/06/2025</w:t>
+            </w:r>
+          </w:p>
+        </w:tc>
+      </w:tr>
+      <w:tr>
+        <w:tc>
+          <w:tcPr>
+            <w:tcW w:type="dxa" w:w="680"/>
+            <w:shd w:val="clear" w:color="auto" w:fill="FFFFFF"/>
+            <w:tcBorders>
+              <w:top w:val="single" w:sz="4" w:space="0" w:color="000000"/>
+              <w:left w:val="single" w:sz="4" w:space="0" w:color="000000"/>
+              <w:bottom w:val="single" w:sz="4" w:space="0" w:color="000000"/>
+              <w:right w:val="single" w:sz="4" w:space="0" w:color="000000"/>
+            </w:tcBorders>
+            <w:vAlign w:val="center"/>
+          </w:tcPr>
+          <w:p>
+            <w:pPr>
+              <w:spacing w:before="40" w:after="40"/>
+              <w:jc w:val="left"/>
+            </w:pPr>
+            <w:r>
+              <w:rPr>
+                <w:rFonts w:ascii="Adani" w:hAnsi="Adani"/>
+                <w:b w:val="0"/>
+                <w:sz w:val="18"/>
+                <w:u w:val="none"/>
+              </w:rPr>
+              <w:t>7</w:t>
+            </w:r>
+          </w:p>
+        </w:tc>
+        <w:tc>
+          <w:tcPr>
+            <w:tcW w:type="dxa" w:w="3969"/>
+            <w:shd w:val="clear" w:color="auto" w:fill="FFFFFF"/>
+            <w:tcBorders>
+              <w:top w:val="single" w:sz="4" w:space="0" w:color="000000"/>
+              <w:left w:val="single" w:sz="4" w:space="0" w:color="000000"/>
+              <w:bottom w:val="single" w:sz="4" w:space="0" w:color="000000"/>
+              <w:right w:val="single" w:sz="4" w:space="0" w:color="000000"/>
+            </w:tcBorders>
+            <w:vAlign w:val="center"/>
+          </w:tcPr>
+          <w:p>
+            <w:pPr>
+              <w:spacing w:before="40" w:after="40"/>
+              <w:jc w:val="left"/>
+            </w:pPr>
+            <w:r>
+              <w:rPr>
+                <w:rFonts w:ascii="Adani" w:hAnsi="Adani"/>
+                <w:b w:val="0"/>
+                <w:sz w:val="18"/>
+                <w:u w:val="none"/>
+              </w:rPr>
               <w:t>ADANI GREEN ENERGY TWENTY SIX A LIMITED</w:t>
             </w:r>
           </w:p>
@@ -1213,7 +1355,7 @@
                 <w:sz w:val="18"/>
                 <w:u w:val="none"/>
               </w:rPr>
-              <w:t>7</w:t>
+              <w:t>8</w:t>
             </w:r>
           </w:p>
         </w:tc>
@@ -1326,148 +1468,6 @@
                 <w:u w:val="none"/>
               </w:rPr>
               <w:t>19/06/2025</w:t>
-            </w:r>
-          </w:p>
-        </w:tc>
-      </w:tr>
-      <w:tr>
-        <w:tc>
-          <w:tcPr>
-            <w:tcW w:type="dxa" w:w="680"/>
-            <w:shd w:val="clear" w:color="auto" w:fill="FFFFFF"/>
-            <w:tcBorders>
-              <w:top w:val="single" w:sz="4" w:space="0" w:color="000000"/>
-              <w:left w:val="single" w:sz="4" w:space="0" w:color="000000"/>
-              <w:bottom w:val="single" w:sz="4" w:space="0" w:color="000000"/>
-              <w:right w:val="single" w:sz="4" w:space="0" w:color="000000"/>
-            </w:tcBorders>
-            <w:vAlign w:val="center"/>
-          </w:tcPr>
-          <w:p>
-            <w:pPr>
-              <w:spacing w:before="40" w:after="40"/>
-              <w:jc w:val="left"/>
-            </w:pPr>
-            <w:r>
-              <w:rPr>
-                <w:rFonts w:ascii="Adani" w:hAnsi="Adani"/>
-                <w:b w:val="0"/>
-                <w:sz w:val="18"/>
-                <w:u w:val="none"/>
-              </w:rPr>
-              <w:t>8</w:t>
-            </w:r>
-          </w:p>
-        </w:tc>
-        <w:tc>
-          <w:tcPr>
-            <w:tcW w:type="dxa" w:w="3969"/>
-            <w:shd w:val="clear" w:color="auto" w:fill="FFFFFF"/>
-            <w:tcBorders>
-              <w:top w:val="single" w:sz="4" w:space="0" w:color="000000"/>
-              <w:left w:val="single" w:sz="4" w:space="0" w:color="000000"/>
-              <w:bottom w:val="single" w:sz="4" w:space="0" w:color="000000"/>
-              <w:right w:val="single" w:sz="4" w:space="0" w:color="000000"/>
-            </w:tcBorders>
-            <w:vAlign w:val="center"/>
-          </w:tcPr>
-          <w:p>
-            <w:pPr>
-              <w:spacing w:before="40" w:after="40"/>
-              <w:jc w:val="left"/>
-            </w:pPr>
-            <w:r>
-              <w:rPr>
-                <w:rFonts w:ascii="Adani" w:hAnsi="Adani"/>
-                <w:b w:val="0"/>
-                <w:sz w:val="18"/>
-                <w:u w:val="none"/>
-              </w:rPr>
-              <w:t>ADANI GREEN ENERGY TWENTY SIX B LIMITED</w:t>
-            </w:r>
-          </w:p>
-        </w:tc>
-        <w:tc>
-          <w:tcPr>
-            <w:tcW w:type="dxa" w:w="1814"/>
-            <w:shd w:val="clear" w:color="auto" w:fill="FFFFFF"/>
-            <w:tcBorders>
-              <w:top w:val="single" w:sz="4" w:space="0" w:color="000000"/>
-              <w:left w:val="single" w:sz="4" w:space="0" w:color="000000"/>
-              <w:bottom w:val="single" w:sz="4" w:space="0" w:color="000000"/>
-              <w:right w:val="single" w:sz="4" w:space="0" w:color="000000"/>
-            </w:tcBorders>
-            <w:vAlign w:val="center"/>
-          </w:tcPr>
-          <w:p>
-            <w:pPr>
-              <w:spacing w:before="40" w:after="40"/>
-              <w:jc w:val="left"/>
-            </w:pPr>
-            <w:r>
-              <w:rPr>
-                <w:rFonts w:ascii="Adani" w:hAnsi="Adani"/>
-                <w:b w:val="0"/>
-                <w:sz w:val="18"/>
-                <w:u w:val="none"/>
-              </w:rPr>
-              <w:t>Additional Director</w:t>
-            </w:r>
-          </w:p>
-        </w:tc>
-        <w:tc>
-          <w:tcPr>
-            <w:tcW w:type="dxa" w:w="1020"/>
-            <w:shd w:val="clear" w:color="auto" w:fill="FFFFFF"/>
-            <w:tcBorders>
-              <w:top w:val="single" w:sz="4" w:space="0" w:color="000000"/>
-              <w:left w:val="single" w:sz="4" w:space="0" w:color="000000"/>
-              <w:bottom w:val="single" w:sz="4" w:space="0" w:color="000000"/>
-              <w:right w:val="single" w:sz="4" w:space="0" w:color="000000"/>
-            </w:tcBorders>
-            <w:vAlign w:val="center"/>
-          </w:tcPr>
-          <w:p>
-            <w:pPr>
-              <w:spacing w:before="40" w:after="40"/>
-              <w:jc w:val="left"/>
-            </w:pPr>
-            <w:r>
-              <w:rPr>
-                <w:rFonts w:ascii="Adani" w:hAnsi="Adani"/>
-                <w:b w:val="0"/>
-                <w:sz w:val="18"/>
-                <w:u w:val="none"/>
-              </w:rPr>
-              <w:t>NIL</w:t>
-            </w:r>
-          </w:p>
-        </w:tc>
-        <w:tc>
-          <w:tcPr>
-            <w:tcW w:type="dxa" w:w="1247"/>
-            <w:shd w:val="clear" w:color="auto" w:fill="FFFFFF"/>
-            <w:tcBorders>
-              <w:top w:val="single" w:sz="4" w:space="0" w:color="000000"/>
-              <w:left w:val="single" w:sz="4" w:space="0" w:color="000000"/>
-              <w:bottom w:val="single" w:sz="4" w:space="0" w:color="000000"/>
-              <w:right w:val="single" w:sz="4" w:space="0" w:color="000000"/>
-            </w:tcBorders>
-            <w:vAlign w:val="center"/>
-          </w:tcPr>
-          <w:p>
-            <w:pPr>
-              <w:spacing w:before="40" w:after="40"/>
-              <w:jc w:val="left"/>
-            </w:pPr>
-            <w:r>
-              <w:rPr>
-                <w:rFonts w:ascii="Adani" w:hAnsi="Adani"/>
-                <w:b w:val="0"/>
-                <w:sz w:val="18"/>
-                <w:u w:val="none"/>
-              </w:rPr>
-              <w:t>11/04/2025</w:t>
             </w:r>
           </w:p>
         </w:tc>
@@ -1846,7 +1846,7 @@
                 <w:sz w:val="18"/>
                 <w:u w:val="none"/>
               </w:rPr>
-              <w:t>Date:   15th May, 2026</w:t>
+              <w:t>Date:   27th May, 2026</w:t>
             </w:r>
           </w:p>
         </w:tc>
@@ -2883,7 +2883,7 @@
                 <w:sz w:val="18"/>
                 <w:u w:val="none"/>
               </w:rPr>
-              <w:t>Date:   15th May, 2026</w:t>
+              <w:t>Date:   27th May, 2026</w:t>
             </w:r>
           </w:p>
         </w:tc>
@@ -3044,7 +3044,7 @@
           <w:sz w:val="20"/>
           <w:u w:val="none"/>
         </w:rPr>
-        <w:t>15th May, 2026</w:t>
+        <w:t>27th May, 2026</w:t>
       </w:r>
     </w:p>
     <w:p>
@@ -3089,7 +3089,7 @@
           <w:sz w:val="20"/>
           <w:u w:val="none"/>
         </w:rPr>
-        <w:t>ADANI RENEWABLE ENERGY TEN LIMITED</w:t>
+        <w:t>ADANI RENEWABLE ENERGY EIGHT LIMITED</w:t>
       </w:r>
     </w:p>
     <w:p>
@@ -3104,7 +3104,7 @@
           <w:sz w:val="20"/>
           <w:u w:val="none"/>
         </w:rPr>
-        <w:t>ADANI GREEN ENERGY TWENTY FOUR C LIMITED</w:t>
+        <w:t>ADANI RENEWABLE ENERGY TEN LIMITED</w:t>
       </w:r>
     </w:p>
     <w:p>
@@ -3164,6 +3164,21 @@
           <w:sz w:val="20"/>
           <w:u w:val="none"/>
         </w:rPr>
+        <w:t>ADANI GREEN ENERGY TWENTY FOUR C LIMITED</w:t>
+      </w:r>
+    </w:p>
+    <w:p>
+      <w:pPr>
+        <w:spacing w:before="0" w:after="20"/>
+        <w:jc w:val="left"/>
+      </w:pPr>
+      <w:r>
+        <w:rPr>
+          <w:rFonts w:ascii="Adani" w:hAnsi="Adani"/>
+          <w:b/>
+          <w:sz w:val="20"/>
+          <w:u w:val="none"/>
+        </w:rPr>
         <w:t>ADANI GREEN ENERGY TWENTY SIX A LIMITED</w:t>
       </w:r>
     </w:p>
@@ -3180,21 +3195,6 @@
           <w:u w:val="none"/>
         </w:rPr>
         <w:t>ADANI GREEN ENERGY TWENTY SIX C LIMITED</w:t>
-      </w:r>
-    </w:p>
-    <w:p>
-      <w:pPr>
-        <w:spacing w:before="0" w:after="20"/>
-        <w:jc w:val="left"/>
-      </w:pPr>
-      <w:r>
-        <w:rPr>
-          <w:rFonts w:ascii="Adani" w:hAnsi="Adani"/>
-          <w:b/>
-          <w:sz w:val="20"/>
-          <w:u w:val="none"/>
-        </w:rPr>
-        <w:t>ADANI GREEN ENERGY TWENTY SIX B LIMITED</w:t>
       </w:r>
     </w:p>
     <w:p>
@@ -3270,7 +3270,7 @@
           <w:sz w:val="20"/>
           <w:u w:val="none"/>
         </w:rPr>
-        <w:t>ADANI RENEWABLE ENERGY TEN LIMITED</w:t>
+        <w:t>ADANI RENEWABLE ENERGY EIGHT LIMITED</w:t>
       </w:r>
     </w:p>
     <w:p>
@@ -3285,7 +3285,7 @@
           <w:sz w:val="20"/>
           <w:u w:val="none"/>
         </w:rPr>
-        <w:t>ADANI GREEN ENERGY TWENTY FOUR C LIMITED</w:t>
+        <w:t>ADANI RENEWABLE ENERGY TEN LIMITED</w:t>
       </w:r>
     </w:p>
     <w:p>
@@ -3345,6 +3345,21 @@
           <w:sz w:val="20"/>
           <w:u w:val="none"/>
         </w:rPr>
+        <w:t>ADANI GREEN ENERGY TWENTY FOUR C LIMITED</w:t>
+      </w:r>
+    </w:p>
+    <w:p>
+      <w:pPr>
+        <w:spacing w:before="0" w:after="20"/>
+        <w:jc w:val="left"/>
+      </w:pPr>
+      <w:r>
+        <w:rPr>
+          <w:rFonts w:ascii="Adani" w:hAnsi="Adani"/>
+          <w:b w:val="0"/>
+          <w:sz w:val="20"/>
+          <w:u w:val="none"/>
+        </w:rPr>
         <w:t>ADANI GREEN ENERGY TWENTY SIX A LIMITED</w:t>
       </w:r>
     </w:p>
@@ -3361,21 +3376,6 @@
           <w:u w:val="none"/>
         </w:rPr>
         <w:t>ADANI GREEN ENERGY TWENTY SIX C LIMITED</w:t>
-      </w:r>
-    </w:p>
-    <w:p>
-      <w:pPr>
-        <w:spacing w:before="0" w:after="20"/>
-        <w:jc w:val="left"/>
-      </w:pPr>
-      <w:r>
-        <w:rPr>
-          <w:rFonts w:ascii="Adani" w:hAnsi="Adani"/>
-          <w:b w:val="0"/>
-          <w:sz w:val="20"/>
-          <w:u w:val="none"/>
-        </w:rPr>
-        <w:t>ADANI GREEN ENERGY TWENTY SIX B LIMITED</w:t>
       </w:r>
     </w:p>
     <w:p>
@@ -4389,6 +4389,120 @@
                 <w:sz w:val="18"/>
                 <w:u w:val="none"/>
               </w:rPr>
+              <w:t>U40109GJ2021PLC120855</w:t>
+            </w:r>
+          </w:p>
+        </w:tc>
+        <w:tc>
+          <w:tcPr>
+            <w:tcW w:type="dxa" w:w="4252"/>
+            <w:shd w:val="clear" w:color="auto" w:fill="FFFFFF"/>
+            <w:tcBorders>
+              <w:top w:val="single" w:sz="4" w:space="0" w:color="000000"/>
+              <w:left w:val="single" w:sz="4" w:space="0" w:color="000000"/>
+              <w:bottom w:val="single" w:sz="4" w:space="0" w:color="000000"/>
+              <w:right w:val="single" w:sz="4" w:space="0" w:color="000000"/>
+            </w:tcBorders>
+            <w:vAlign w:val="center"/>
+          </w:tcPr>
+          <w:p>
+            <w:pPr>
+              <w:spacing w:before="40" w:after="40"/>
+              <w:jc w:val="left"/>
+            </w:pPr>
+            <w:r>
+              <w:rPr>
+                <w:rFonts w:ascii="Adani" w:hAnsi="Adani"/>
+                <w:b w:val="0"/>
+                <w:sz w:val="18"/>
+                <w:u w:val="none"/>
+              </w:rPr>
+              <w:t>ADANI RENEWABLE ENERGY EIGHT LIMITED</w:t>
+            </w:r>
+          </w:p>
+        </w:tc>
+        <w:tc>
+          <w:tcPr>
+            <w:tcW w:type="dxa" w:w="1587"/>
+            <w:shd w:val="clear" w:color="auto" w:fill="FFFFFF"/>
+            <w:tcBorders>
+              <w:top w:val="single" w:sz="4" w:space="0" w:color="000000"/>
+              <w:left w:val="single" w:sz="4" w:space="0" w:color="000000"/>
+              <w:bottom w:val="single" w:sz="4" w:space="0" w:color="000000"/>
+              <w:right w:val="single" w:sz="4" w:space="0" w:color="000000"/>
+            </w:tcBorders>
+            <w:vAlign w:val="center"/>
+          </w:tcPr>
+          <w:p>
+            <w:pPr>
+              <w:spacing w:before="40" w:after="40"/>
+              <w:jc w:val="left"/>
+            </w:pPr>
+            <w:r>
+              <w:rPr>
+                <w:rFonts w:ascii="Adani" w:hAnsi="Adani"/>
+                <w:b w:val="0"/>
+                <w:sz w:val="18"/>
+                <w:u w:val="none"/>
+              </w:rPr>
+              <w:t>Additional Director</w:t>
+            </w:r>
+          </w:p>
+        </w:tc>
+        <w:tc>
+          <w:tcPr>
+            <w:tcW w:type="dxa" w:w="1304"/>
+            <w:shd w:val="clear" w:color="auto" w:fill="FFFFFF"/>
+            <w:tcBorders>
+              <w:top w:val="single" w:sz="4" w:space="0" w:color="000000"/>
+              <w:left w:val="single" w:sz="4" w:space="0" w:color="000000"/>
+              <w:bottom w:val="single" w:sz="4" w:space="0" w:color="000000"/>
+              <w:right w:val="single" w:sz="4" w:space="0" w:color="000000"/>
+            </w:tcBorders>
+            <w:vAlign w:val="center"/>
+          </w:tcPr>
+          <w:p>
+            <w:pPr>
+              <w:spacing w:before="40" w:after="40"/>
+              <w:jc w:val="left"/>
+            </w:pPr>
+            <w:r>
+              <w:rPr>
+                <w:rFonts w:ascii="Adani" w:hAnsi="Adani"/>
+                <w:b w:val="0"/>
+                <w:sz w:val="18"/>
+                <w:u w:val="none"/>
+              </w:rPr>
+              <w:t>23/03/2026</w:t>
+            </w:r>
+          </w:p>
+        </w:tc>
+      </w:tr>
+      <w:tr>
+        <w:tc>
+          <w:tcPr>
+            <w:tcW w:type="dxa" w:w="2268"/>
+            <w:shd w:val="clear" w:color="auto" w:fill="FFFFFF"/>
+            <w:tcBorders>
+              <w:top w:val="single" w:sz="4" w:space="0" w:color="000000"/>
+              <w:left w:val="single" w:sz="4" w:space="0" w:color="000000"/>
+              <w:bottom w:val="single" w:sz="4" w:space="0" w:color="000000"/>
+              <w:right w:val="single" w:sz="4" w:space="0" w:color="000000"/>
+            </w:tcBorders>
+            <w:vAlign w:val="center"/>
+          </w:tcPr>
+          <w:p>
+            <w:pPr>
+              <w:spacing w:before="40" w:after="40"/>
+              <w:jc w:val="left"/>
+            </w:pPr>
+            <w:r>
+              <w:rPr>
+                <w:rFonts w:ascii="Adani" w:hAnsi="Adani"/>
+                <w:b w:val="0"/>
+                <w:sz w:val="18"/>
+                <w:u w:val="none"/>
+              </w:rPr>
               <w:t>U40106GJ2021PLC120856</w:t>
             </w:r>
           </w:p>
@@ -4474,120 +4588,6 @@
                 <w:u w:val="none"/>
               </w:rPr>
               <w:t>17/02/2026</w:t>
-            </w:r>
-          </w:p>
-        </w:tc>
-      </w:tr>
-      <w:tr>
-        <w:tc>
-          <w:tcPr>
-            <w:tcW w:type="dxa" w:w="2268"/>
-            <w:shd w:val="clear" w:color="auto" w:fill="FFFFFF"/>
-            <w:tcBorders>
-              <w:top w:val="single" w:sz="4" w:space="0" w:color="000000"/>
-              <w:left w:val="single" w:sz="4" w:space="0" w:color="000000"/>
-              <w:bottom w:val="single" w:sz="4" w:space="0" w:color="000000"/>
-              <w:right w:val="single" w:sz="4" w:space="0" w:color="000000"/>
-            </w:tcBorders>
-            <w:vAlign w:val="center"/>
-          </w:tcPr>
-          <w:p>
-            <w:pPr>
-              <w:spacing w:before="40" w:after="40"/>
-              <w:jc w:val="left"/>
-            </w:pPr>
-            <w:r>
-              <w:rPr>
-                <w:rFonts w:ascii="Adani" w:hAnsi="Adani"/>
-                <w:b w:val="0"/>
-                <w:sz w:val="18"/>
-                <w:u w:val="none"/>
-              </w:rPr>
-              <w:t>U40109GJ2020PLC114375</w:t>
-            </w:r>
-          </w:p>
-        </w:tc>
-        <w:tc>
-          <w:tcPr>
-            <w:tcW w:type="dxa" w:w="4252"/>
-            <w:shd w:val="clear" w:color="auto" w:fill="FFFFFF"/>
-            <w:tcBorders>
-              <w:top w:val="single" w:sz="4" w:space="0" w:color="000000"/>
-              <w:left w:val="single" w:sz="4" w:space="0" w:color="000000"/>
-              <w:bottom w:val="single" w:sz="4" w:space="0" w:color="000000"/>
-              <w:right w:val="single" w:sz="4" w:space="0" w:color="000000"/>
-            </w:tcBorders>
-            <w:vAlign w:val="center"/>
-          </w:tcPr>
-          <w:p>
-            <w:pPr>
-              <w:spacing w:before="40" w:after="40"/>
-              <w:jc w:val="left"/>
-            </w:pPr>
-            <w:r>
-              <w:rPr>
-                <w:rFonts w:ascii="Adani" w:hAnsi="Adani"/>
-                <w:b w:val="0"/>
-                <w:sz w:val="18"/>
-                <w:u w:val="none"/>
-              </w:rPr>
-              <w:t>ADANI GREEN ENERGY TWENTY FOUR C LIMITED</w:t>
-            </w:r>
-          </w:p>
-        </w:tc>
-        <w:tc>
-          <w:tcPr>
-            <w:tcW w:type="dxa" w:w="1587"/>
-            <w:shd w:val="clear" w:color="auto" w:fill="FFFFFF"/>
-            <w:tcBorders>
-              <w:top w:val="single" w:sz="4" w:space="0" w:color="000000"/>
-              <w:left w:val="single" w:sz="4" w:space="0" w:color="000000"/>
-              <w:bottom w:val="single" w:sz="4" w:space="0" w:color="000000"/>
-              <w:right w:val="single" w:sz="4" w:space="0" w:color="000000"/>
-            </w:tcBorders>
-            <w:vAlign w:val="center"/>
-          </w:tcPr>
-          <w:p>
-            <w:pPr>
-              <w:spacing w:before="40" w:after="40"/>
-              <w:jc w:val="left"/>
-            </w:pPr>
-            <w:r>
-              <w:rPr>
-                <w:rFonts w:ascii="Adani" w:hAnsi="Adani"/>
-                <w:b w:val="0"/>
-                <w:sz w:val="18"/>
-                <w:u w:val="none"/>
-              </w:rPr>
-              <w:t>Director</w:t>
-            </w:r>
-          </w:p>
-        </w:tc>
-        <w:tc>
-          <w:tcPr>
-            <w:tcW w:type="dxa" w:w="1304"/>
-            <w:shd w:val="clear" w:color="auto" w:fill="FFFFFF"/>
-            <w:tcBorders>
-              <w:top w:val="single" w:sz="4" w:space="0" w:color="000000"/>
-              <w:left w:val="single" w:sz="4" w:space="0" w:color="000000"/>
-              <w:bottom w:val="single" w:sz="4" w:space="0" w:color="000000"/>
-              <w:right w:val="single" w:sz="4" w:space="0" w:color="000000"/>
-            </w:tcBorders>
-            <w:vAlign w:val="center"/>
-          </w:tcPr>
-          <w:p>
-            <w:pPr>
-              <w:spacing w:before="40" w:after="40"/>
-              <w:jc w:val="left"/>
-            </w:pPr>
-            <w:r>
-              <w:rPr>
-                <w:rFonts w:ascii="Adani" w:hAnsi="Adani"/>
-                <w:b w:val="0"/>
-                <w:sz w:val="18"/>
-                <w:u w:val="none"/>
-              </w:rPr>
-              <w:t>23/06/2025</w:t>
             </w:r>
           </w:p>
         </w:tc>
@@ -4959,6 +4959,120 @@
                 <w:sz w:val="18"/>
                 <w:u w:val="none"/>
               </w:rPr>
+              <w:t>U40109GJ2020PLC114375</w:t>
+            </w:r>
+          </w:p>
+        </w:tc>
+        <w:tc>
+          <w:tcPr>
+            <w:tcW w:type="dxa" w:w="4252"/>
+            <w:shd w:val="clear" w:color="auto" w:fill="FFFFFF"/>
+            <w:tcBorders>
+              <w:top w:val="single" w:sz="4" w:space="0" w:color="000000"/>
+              <w:left w:val="single" w:sz="4" w:space="0" w:color="000000"/>
+              <w:bottom w:val="single" w:sz="4" w:space="0" w:color="000000"/>
+              <w:right w:val="single" w:sz="4" w:space="0" w:color="000000"/>
+            </w:tcBorders>
+            <w:vAlign w:val="center"/>
+          </w:tcPr>
+          <w:p>
+            <w:pPr>
+              <w:spacing w:before="40" w:after="40"/>
+              <w:jc w:val="left"/>
+            </w:pPr>
+            <w:r>
+              <w:rPr>
+                <w:rFonts w:ascii="Adani" w:hAnsi="Adani"/>
+                <w:b w:val="0"/>
+                <w:sz w:val="18"/>
+                <w:u w:val="none"/>
+              </w:rPr>
+              <w:t>ADANI GREEN ENERGY TWENTY FOUR C LIMITED</w:t>
+            </w:r>
+          </w:p>
+        </w:tc>
+        <w:tc>
+          <w:tcPr>
+            <w:tcW w:type="dxa" w:w="1587"/>
+            <w:shd w:val="clear" w:color="auto" w:fill="FFFFFF"/>
+            <w:tcBorders>
+              <w:top w:val="single" w:sz="4" w:space="0" w:color="000000"/>
+              <w:left w:val="single" w:sz="4" w:space="0" w:color="000000"/>
+              <w:bottom w:val="single" w:sz="4" w:space="0" w:color="000000"/>
+              <w:right w:val="single" w:sz="4" w:space="0" w:color="000000"/>
+            </w:tcBorders>
+            <w:vAlign w:val="center"/>
+          </w:tcPr>
+          <w:p>
+            <w:pPr>
+              <w:spacing w:before="40" w:after="40"/>
+              <w:jc w:val="left"/>
+            </w:pPr>
+            <w:r>
+              <w:rPr>
+                <w:rFonts w:ascii="Adani" w:hAnsi="Adani"/>
+                <w:b w:val="0"/>
+                <w:sz w:val="18"/>
+                <w:u w:val="none"/>
+              </w:rPr>
+              <w:t>Director</w:t>
+            </w:r>
+          </w:p>
+        </w:tc>
+        <w:tc>
+          <w:tcPr>
+            <w:tcW w:type="dxa" w:w="1304"/>
+            <w:shd w:val="clear" w:color="auto" w:fill="FFFFFF"/>
+            <w:tcBorders>
+              <w:top w:val="single" w:sz="4" w:space="0" w:color="000000"/>
+              <w:left w:val="single" w:sz="4" w:space="0" w:color="000000"/>
+              <w:bottom w:val="single" w:sz="4" w:space="0" w:color="000000"/>
+              <w:right w:val="single" w:sz="4" w:space="0" w:color="000000"/>
+            </w:tcBorders>
+            <w:vAlign w:val="center"/>
+          </w:tcPr>
+          <w:p>
+            <w:pPr>
+              <w:spacing w:before="40" w:after="40"/>
+              <w:jc w:val="left"/>
+            </w:pPr>
+            <w:r>
+              <w:rPr>
+                <w:rFonts w:ascii="Adani" w:hAnsi="Adani"/>
+                <w:b w:val="0"/>
+                <w:sz w:val="18"/>
+                <w:u w:val="none"/>
+              </w:rPr>
+              <w:t>23/06/2025</w:t>
+            </w:r>
+          </w:p>
+        </w:tc>
+      </w:tr>
+      <w:tr>
+        <w:tc>
+          <w:tcPr>
+            <w:tcW w:type="dxa" w:w="2268"/>
+            <w:shd w:val="clear" w:color="auto" w:fill="FFFFFF"/>
+            <w:tcBorders>
+              <w:top w:val="single" w:sz="4" w:space="0" w:color="000000"/>
+              <w:left w:val="single" w:sz="4" w:space="0" w:color="000000"/>
+              <w:bottom w:val="single" w:sz="4" w:space="0" w:color="000000"/>
+              <w:right w:val="single" w:sz="4" w:space="0" w:color="000000"/>
+            </w:tcBorders>
+            <w:vAlign w:val="center"/>
+          </w:tcPr>
+          <w:p>
+            <w:pPr>
+              <w:spacing w:before="40" w:after="40"/>
+              <w:jc w:val="left"/>
+            </w:pPr>
+            <w:r>
+              <w:rPr>
+                <w:rFonts w:ascii="Adani" w:hAnsi="Adani"/>
+                <w:b w:val="0"/>
+                <w:sz w:val="18"/>
+                <w:u w:val="none"/>
+              </w:rPr>
               <w:t>U40100GJ2020PLC114736</w:t>
             </w:r>
           </w:p>
@@ -5158,120 +5272,6 @@
                 <w:u w:val="none"/>
               </w:rPr>
               <w:t>19/06/2025</w:t>
-            </w:r>
-          </w:p>
-        </w:tc>
-      </w:tr>
-      <w:tr>
-        <w:tc>
-          <w:tcPr>
-            <w:tcW w:type="dxa" w:w="2268"/>
-            <w:shd w:val="clear" w:color="auto" w:fill="FFFFFF"/>
-            <w:tcBorders>
-              <w:top w:val="single" w:sz="4" w:space="0" w:color="000000"/>
-              <w:left w:val="single" w:sz="4" w:space="0" w:color="000000"/>
-              <w:bottom w:val="single" w:sz="4" w:space="0" w:color="000000"/>
-              <w:right w:val="single" w:sz="4" w:space="0" w:color="000000"/>
-            </w:tcBorders>
-            <w:vAlign w:val="center"/>
-          </w:tcPr>
-          <w:p>
-            <w:pPr>
-              <w:spacing w:before="40" w:after="40"/>
-              <w:jc w:val="left"/>
-            </w:pPr>
-            <w:r>
-              <w:rPr>
-                <w:rFonts w:ascii="Adani" w:hAnsi="Adani"/>
-                <w:b w:val="0"/>
-                <w:sz w:val="18"/>
-                <w:u w:val="none"/>
-              </w:rPr>
-              <w:t>U40106GJ2020PLC114739</w:t>
-            </w:r>
-          </w:p>
-        </w:tc>
-        <w:tc>
-          <w:tcPr>
-            <w:tcW w:type="dxa" w:w="4252"/>
-            <w:shd w:val="clear" w:color="auto" w:fill="FFFFFF"/>
-            <w:tcBorders>
-              <w:top w:val="single" w:sz="4" w:space="0" w:color="000000"/>
-              <w:left w:val="single" w:sz="4" w:space="0" w:color="000000"/>
-              <w:bottom w:val="single" w:sz="4" w:space="0" w:color="000000"/>
-              <w:right w:val="single" w:sz="4" w:space="0" w:color="000000"/>
-            </w:tcBorders>
-            <w:vAlign w:val="center"/>
-          </w:tcPr>
-          <w:p>
-            <w:pPr>
-              <w:spacing w:before="40" w:after="40"/>
-              <w:jc w:val="left"/>
-            </w:pPr>
-            <w:r>
-              <w:rPr>
-                <w:rFonts w:ascii="Adani" w:hAnsi="Adani"/>
-                <w:b w:val="0"/>
-                <w:sz w:val="18"/>
-                <w:u w:val="none"/>
-              </w:rPr>
-              <w:t>ADANI GREEN ENERGY TWENTY SIX B LIMITED</w:t>
-            </w:r>
-          </w:p>
-        </w:tc>
-        <w:tc>
-          <w:tcPr>
-            <w:tcW w:type="dxa" w:w="1587"/>
-            <w:shd w:val="clear" w:color="auto" w:fill="FFFFFF"/>
-            <w:tcBorders>
-              <w:top w:val="single" w:sz="4" w:space="0" w:color="000000"/>
-              <w:left w:val="single" w:sz="4" w:space="0" w:color="000000"/>
-              <w:bottom w:val="single" w:sz="4" w:space="0" w:color="000000"/>
-              <w:right w:val="single" w:sz="4" w:space="0" w:color="000000"/>
-            </w:tcBorders>
-            <w:vAlign w:val="center"/>
-          </w:tcPr>
-          <w:p>
-            <w:pPr>
-              <w:spacing w:before="40" w:after="40"/>
-              <w:jc w:val="left"/>
-            </w:pPr>
-            <w:r>
-              <w:rPr>
-                <w:rFonts w:ascii="Adani" w:hAnsi="Adani"/>
-                <w:b w:val="0"/>
-                <w:sz w:val="18"/>
-                <w:u w:val="none"/>
-              </w:rPr>
-              <w:t>Additional Director</w:t>
-            </w:r>
-          </w:p>
-        </w:tc>
-        <w:tc>
-          <w:tcPr>
-            <w:tcW w:type="dxa" w:w="1304"/>
-            <w:shd w:val="clear" w:color="auto" w:fill="FFFFFF"/>
-            <w:tcBorders>
-              <w:top w:val="single" w:sz="4" w:space="0" w:color="000000"/>
-              <w:left w:val="single" w:sz="4" w:space="0" w:color="000000"/>
-              <w:bottom w:val="single" w:sz="4" w:space="0" w:color="000000"/>
-              <w:right w:val="single" w:sz="4" w:space="0" w:color="000000"/>
-            </w:tcBorders>
-            <w:vAlign w:val="center"/>
-          </w:tcPr>
-          <w:p>
-            <w:pPr>
-              <w:spacing w:before="40" w:after="40"/>
-              <w:jc w:val="left"/>
-            </w:pPr>
-            <w:r>
-              <w:rPr>
-                <w:rFonts w:ascii="Adani" w:hAnsi="Adani"/>
-                <w:b w:val="0"/>
-                <w:sz w:val="18"/>
-                <w:u w:val="none"/>
-              </w:rPr>
-              <w:t>11/04/2025</w:t>
             </w:r>
           </w:p>
         </w:tc>

--- a/Backend/Director_Disclosure/Output_Disclosures/2024-25/ADANI_GREEN_ENERGY_TWENTY_SEVEN_A_LIMITED/MBP-1/MBP1_Bhooshan_Shah_11050583.docx
+++ b/Backend/Director_Disclosure/Output_Disclosures/2024-25/ADANI_GREEN_ENERGY_TWENTY_SEVEN_A_LIMITED/MBP-1/MBP1_Bhooshan_Shah_11050583.docx
@@ -673,7 +673,7 @@
                 <w:sz w:val="18"/>
                 <w:u w:val="none"/>
               </w:rPr>
-              <w:t>ADANI GREEN ENERGY TWENTY SEVEN A LIMITED</w:t>
+              <w:t>ADANI GREEN ENERGY TWENTY FOUR A LIMITED</w:t>
             </w:r>
           </w:p>
         </w:tc>
@@ -701,7 +701,7 @@
                 <w:sz w:val="18"/>
                 <w:u w:val="none"/>
               </w:rPr>
-              <w:t>Director</w:t>
+              <w:t>Whole-time director</w:t>
             </w:r>
           </w:p>
         </w:tc>
@@ -757,7 +757,7 @@
                 <w:sz w:val="18"/>
                 <w:u w:val="none"/>
               </w:rPr>
-              <w:t>23/06/2025</w:t>
+              <w:t>03/01/2026</w:t>
             </w:r>
           </w:p>
         </w:tc>
@@ -815,7 +815,7 @@
                 <w:sz w:val="18"/>
                 <w:u w:val="none"/>
               </w:rPr>
-              <w:t>ADANI GREEN ENERGY TWENTY FOUR A LIMITED</w:t>
+              <w:t>ADANI GREEN ENERGY TWENTY FOUR C LIMITED</w:t>
             </w:r>
           </w:p>
         </w:tc>
@@ -1099,7 +1099,7 @@
                 <w:sz w:val="18"/>
                 <w:u w:val="none"/>
               </w:rPr>
-              <w:t>ADANI GREEN ENERGY TWENTY FOUR C LIMITED</w:t>
+              <w:t>ADANI GREEN ENERGY TWENTY SEVEN A LIMITED</w:t>
             </w:r>
           </w:p>
         </w:tc>
@@ -1241,6 +1241,148 @@
                 <w:sz w:val="18"/>
                 <w:u w:val="none"/>
               </w:rPr>
+              <w:t>ADANI GREEN ENERGY TWENTY FIVE A LIMITED</w:t>
+            </w:r>
+          </w:p>
+        </w:tc>
+        <w:tc>
+          <w:tcPr>
+            <w:tcW w:type="dxa" w:w="1814"/>
+            <w:shd w:val="clear" w:color="auto" w:fill="FFFFFF"/>
+            <w:tcBorders>
+              <w:top w:val="single" w:sz="4" w:space="0" w:color="000000"/>
+              <w:left w:val="single" w:sz="4" w:space="0" w:color="000000"/>
+              <w:bottom w:val="single" w:sz="4" w:space="0" w:color="000000"/>
+              <w:right w:val="single" w:sz="4" w:space="0" w:color="000000"/>
+            </w:tcBorders>
+            <w:vAlign w:val="center"/>
+          </w:tcPr>
+          <w:p>
+            <w:pPr>
+              <w:spacing w:before="40" w:after="40"/>
+              <w:jc w:val="left"/>
+            </w:pPr>
+            <w:r>
+              <w:rPr>
+                <w:rFonts w:ascii="Adani" w:hAnsi="Adani"/>
+                <w:b w:val="0"/>
+                <w:sz w:val="18"/>
+                <w:u w:val="none"/>
+              </w:rPr>
+              <w:t>Director</w:t>
+            </w:r>
+          </w:p>
+        </w:tc>
+        <w:tc>
+          <w:tcPr>
+            <w:tcW w:type="dxa" w:w="1020"/>
+            <w:shd w:val="clear" w:color="auto" w:fill="FFFFFF"/>
+            <w:tcBorders>
+              <w:top w:val="single" w:sz="4" w:space="0" w:color="000000"/>
+              <w:left w:val="single" w:sz="4" w:space="0" w:color="000000"/>
+              <w:bottom w:val="single" w:sz="4" w:space="0" w:color="000000"/>
+              <w:right w:val="single" w:sz="4" w:space="0" w:color="000000"/>
+            </w:tcBorders>
+            <w:vAlign w:val="center"/>
+          </w:tcPr>
+          <w:p>
+            <w:pPr>
+              <w:spacing w:before="40" w:after="40"/>
+              <w:jc w:val="left"/>
+            </w:pPr>
+            <w:r>
+              <w:rPr>
+                <w:rFonts w:ascii="Adani" w:hAnsi="Adani"/>
+                <w:b w:val="0"/>
+                <w:sz w:val="18"/>
+                <w:u w:val="none"/>
+              </w:rPr>
+              <w:t>NIL</w:t>
+            </w:r>
+          </w:p>
+        </w:tc>
+        <w:tc>
+          <w:tcPr>
+            <w:tcW w:type="dxa" w:w="1247"/>
+            <w:shd w:val="clear" w:color="auto" w:fill="FFFFFF"/>
+            <w:tcBorders>
+              <w:top w:val="single" w:sz="4" w:space="0" w:color="000000"/>
+              <w:left w:val="single" w:sz="4" w:space="0" w:color="000000"/>
+              <w:bottom w:val="single" w:sz="4" w:space="0" w:color="000000"/>
+              <w:right w:val="single" w:sz="4" w:space="0" w:color="000000"/>
+            </w:tcBorders>
+            <w:vAlign w:val="center"/>
+          </w:tcPr>
+          <w:p>
+            <w:pPr>
+              <w:spacing w:before="40" w:after="40"/>
+              <w:jc w:val="left"/>
+            </w:pPr>
+            <w:r>
+              <w:rPr>
+                <w:rFonts w:ascii="Adani" w:hAnsi="Adani"/>
+                <w:b w:val="0"/>
+                <w:sz w:val="18"/>
+                <w:u w:val="none"/>
+              </w:rPr>
+              <w:t>23/06/2025</w:t>
+            </w:r>
+          </w:p>
+        </w:tc>
+      </w:tr>
+      <w:tr>
+        <w:tc>
+          <w:tcPr>
+            <w:tcW w:type="dxa" w:w="680"/>
+            <w:shd w:val="clear" w:color="auto" w:fill="FFFFFF"/>
+            <w:tcBorders>
+              <w:top w:val="single" w:sz="4" w:space="0" w:color="000000"/>
+              <w:left w:val="single" w:sz="4" w:space="0" w:color="000000"/>
+              <w:bottom w:val="single" w:sz="4" w:space="0" w:color="000000"/>
+              <w:right w:val="single" w:sz="4" w:space="0" w:color="000000"/>
+            </w:tcBorders>
+            <w:vAlign w:val="center"/>
+          </w:tcPr>
+          <w:p>
+            <w:pPr>
+              <w:spacing w:before="40" w:after="40"/>
+              <w:jc w:val="left"/>
+            </w:pPr>
+            <w:r>
+              <w:rPr>
+                <w:rFonts w:ascii="Adani" w:hAnsi="Adani"/>
+                <w:b w:val="0"/>
+                <w:sz w:val="18"/>
+                <w:u w:val="none"/>
+              </w:rPr>
+              <w:t>8</w:t>
+            </w:r>
+          </w:p>
+        </w:tc>
+        <w:tc>
+          <w:tcPr>
+            <w:tcW w:type="dxa" w:w="3969"/>
+            <w:shd w:val="clear" w:color="auto" w:fill="FFFFFF"/>
+            <w:tcBorders>
+              <w:top w:val="single" w:sz="4" w:space="0" w:color="000000"/>
+              <w:left w:val="single" w:sz="4" w:space="0" w:color="000000"/>
+              <w:bottom w:val="single" w:sz="4" w:space="0" w:color="000000"/>
+              <w:right w:val="single" w:sz="4" w:space="0" w:color="000000"/>
+            </w:tcBorders>
+            <w:vAlign w:val="center"/>
+          </w:tcPr>
+          <w:p>
+            <w:pPr>
+              <w:spacing w:before="40" w:after="40"/>
+              <w:jc w:val="left"/>
+            </w:pPr>
+            <w:r>
+              <w:rPr>
+                <w:rFonts w:ascii="Adani" w:hAnsi="Adani"/>
+                <w:b w:val="0"/>
+                <w:sz w:val="18"/>
+                <w:u w:val="none"/>
+              </w:rPr>
               <w:t>ADANI GREEN ENERGY TWENTY SIX A LIMITED</w:t>
             </w:r>
           </w:p>
@@ -1355,7 +1497,7 @@
                 <w:sz w:val="18"/>
                 <w:u w:val="none"/>
               </w:rPr>
-              <w:t>8</w:t>
+              <w:t>9</w:t>
             </w:r>
           </w:p>
         </w:tc>
@@ -1468,148 +1610,6 @@
                 <w:u w:val="none"/>
               </w:rPr>
               <w:t>19/06/2025</w:t>
-            </w:r>
-          </w:p>
-        </w:tc>
-      </w:tr>
-      <w:tr>
-        <w:tc>
-          <w:tcPr>
-            <w:tcW w:type="dxa" w:w="680"/>
-            <w:shd w:val="clear" w:color="auto" w:fill="FFFFFF"/>
-            <w:tcBorders>
-              <w:top w:val="single" w:sz="4" w:space="0" w:color="000000"/>
-              <w:left w:val="single" w:sz="4" w:space="0" w:color="000000"/>
-              <w:bottom w:val="single" w:sz="4" w:space="0" w:color="000000"/>
-              <w:right w:val="single" w:sz="4" w:space="0" w:color="000000"/>
-            </w:tcBorders>
-            <w:vAlign w:val="center"/>
-          </w:tcPr>
-          <w:p>
-            <w:pPr>
-              <w:spacing w:before="40" w:after="40"/>
-              <w:jc w:val="left"/>
-            </w:pPr>
-            <w:r>
-              <w:rPr>
-                <w:rFonts w:ascii="Adani" w:hAnsi="Adani"/>
-                <w:b w:val="0"/>
-                <w:sz w:val="18"/>
-                <w:u w:val="none"/>
-              </w:rPr>
-              <w:t>9</w:t>
-            </w:r>
-          </w:p>
-        </w:tc>
-        <w:tc>
-          <w:tcPr>
-            <w:tcW w:type="dxa" w:w="3969"/>
-            <w:shd w:val="clear" w:color="auto" w:fill="FFFFFF"/>
-            <w:tcBorders>
-              <w:top w:val="single" w:sz="4" w:space="0" w:color="000000"/>
-              <w:left w:val="single" w:sz="4" w:space="0" w:color="000000"/>
-              <w:bottom w:val="single" w:sz="4" w:space="0" w:color="000000"/>
-              <w:right w:val="single" w:sz="4" w:space="0" w:color="000000"/>
-            </w:tcBorders>
-            <w:vAlign w:val="center"/>
-          </w:tcPr>
-          <w:p>
-            <w:pPr>
-              <w:spacing w:before="40" w:after="40"/>
-              <w:jc w:val="left"/>
-            </w:pPr>
-            <w:r>
-              <w:rPr>
-                <w:rFonts w:ascii="Adani" w:hAnsi="Adani"/>
-                <w:b w:val="0"/>
-                <w:sz w:val="18"/>
-                <w:u w:val="none"/>
-              </w:rPr>
-              <w:t>ADANI GREEN ENERGY TWENTY FIVE A LIMITED</w:t>
-            </w:r>
-          </w:p>
-        </w:tc>
-        <w:tc>
-          <w:tcPr>
-            <w:tcW w:type="dxa" w:w="1814"/>
-            <w:shd w:val="clear" w:color="auto" w:fill="FFFFFF"/>
-            <w:tcBorders>
-              <w:top w:val="single" w:sz="4" w:space="0" w:color="000000"/>
-              <w:left w:val="single" w:sz="4" w:space="0" w:color="000000"/>
-              <w:bottom w:val="single" w:sz="4" w:space="0" w:color="000000"/>
-              <w:right w:val="single" w:sz="4" w:space="0" w:color="000000"/>
-            </w:tcBorders>
-            <w:vAlign w:val="center"/>
-          </w:tcPr>
-          <w:p>
-            <w:pPr>
-              <w:spacing w:before="40" w:after="40"/>
-              <w:jc w:val="left"/>
-            </w:pPr>
-            <w:r>
-              <w:rPr>
-                <w:rFonts w:ascii="Adani" w:hAnsi="Adani"/>
-                <w:b w:val="0"/>
-                <w:sz w:val="18"/>
-                <w:u w:val="none"/>
-              </w:rPr>
-              <w:t>Additional Director</w:t>
-            </w:r>
-          </w:p>
-        </w:tc>
-        <w:tc>
-          <w:tcPr>
-            <w:tcW w:type="dxa" w:w="1020"/>
-            <w:shd w:val="clear" w:color="auto" w:fill="FFFFFF"/>
-            <w:tcBorders>
-              <w:top w:val="single" w:sz="4" w:space="0" w:color="000000"/>
-              <w:left w:val="single" w:sz="4" w:space="0" w:color="000000"/>
-              <w:bottom w:val="single" w:sz="4" w:space="0" w:color="000000"/>
-              <w:right w:val="single" w:sz="4" w:space="0" w:color="000000"/>
-            </w:tcBorders>
-            <w:vAlign w:val="center"/>
-          </w:tcPr>
-          <w:p>
-            <w:pPr>
-              <w:spacing w:before="40" w:after="40"/>
-              <w:jc w:val="left"/>
-            </w:pPr>
-            <w:r>
-              <w:rPr>
-                <w:rFonts w:ascii="Adani" w:hAnsi="Adani"/>
-                <w:b w:val="0"/>
-                <w:sz w:val="18"/>
-                <w:u w:val="none"/>
-              </w:rPr>
-              <w:t>NIL</w:t>
-            </w:r>
-          </w:p>
-        </w:tc>
-        <w:tc>
-          <w:tcPr>
-            <w:tcW w:type="dxa" w:w="1247"/>
-            <w:shd w:val="clear" w:color="auto" w:fill="FFFFFF"/>
-            <w:tcBorders>
-              <w:top w:val="single" w:sz="4" w:space="0" w:color="000000"/>
-              <w:left w:val="single" w:sz="4" w:space="0" w:color="000000"/>
-              <w:bottom w:val="single" w:sz="4" w:space="0" w:color="000000"/>
-              <w:right w:val="single" w:sz="4" w:space="0" w:color="000000"/>
-            </w:tcBorders>
-            <w:vAlign w:val="center"/>
-          </w:tcPr>
-          <w:p>
-            <w:pPr>
-              <w:spacing w:before="40" w:after="40"/>
-              <w:jc w:val="left"/>
-            </w:pPr>
-            <w:r>
-              <w:rPr>
-                <w:rFonts w:ascii="Adani" w:hAnsi="Adani"/>
-                <w:b w:val="0"/>
-                <w:sz w:val="18"/>
-                <w:u w:val="none"/>
-              </w:rPr>
-              <w:t>11/04/2025</w:t>
             </w:r>
           </w:p>
         </w:tc>
@@ -1846,7 +1846,7 @@
                 <w:sz w:val="18"/>
                 <w:u w:val="none"/>
               </w:rPr>
-              <w:t>Date:   27th May, 2026</w:t>
+              <w:t>Date:   09th June, 2026</w:t>
             </w:r>
           </w:p>
         </w:tc>
@@ -2883,7 +2883,7 @@
                 <w:sz w:val="18"/>
                 <w:u w:val="none"/>
               </w:rPr>
-              <w:t>Date:   27th May, 2026</w:t>
+              <w:t>Date:   09th June, 2026</w:t>
             </w:r>
           </w:p>
         </w:tc>
@@ -3044,7 +3044,7 @@
           <w:sz w:val="20"/>
           <w:u w:val="none"/>
         </w:rPr>
-        <w:t>27th May, 2026</w:t>
+        <w:t>09th June, 2026</w:t>
       </w:r>
     </w:p>
     <w:p>
@@ -3119,7 +3119,7 @@
           <w:sz w:val="20"/>
           <w:u w:val="none"/>
         </w:rPr>
-        <w:t>ADANI GREEN ENERGY TWENTY SEVEN A LIMITED</w:t>
+        <w:t>ADANI GREEN ENERGY TWENTY FOUR A LIMITED</w:t>
       </w:r>
     </w:p>
     <w:p>
@@ -3134,7 +3134,7 @@
           <w:sz w:val="20"/>
           <w:u w:val="none"/>
         </w:rPr>
-        <w:t>ADANI GREEN ENERGY TWENTY FOUR A LIMITED</w:t>
+        <w:t>ADANI GREEN ENERGY TWENTY FOUR C LIMITED</w:t>
       </w:r>
     </w:p>
     <w:p>
@@ -3164,7 +3164,22 @@
           <w:sz w:val="20"/>
           <w:u w:val="none"/>
         </w:rPr>
-        <w:t>ADANI GREEN ENERGY TWENTY FOUR C LIMITED</w:t>
+        <w:t>ADANI GREEN ENERGY TWENTY SEVEN A LIMITED</w:t>
+      </w:r>
+    </w:p>
+    <w:p>
+      <w:pPr>
+        <w:spacing w:before="0" w:after="20"/>
+        <w:jc w:val="left"/>
+      </w:pPr>
+      <w:r>
+        <w:rPr>
+          <w:rFonts w:ascii="Adani" w:hAnsi="Adani"/>
+          <w:b/>
+          <w:sz w:val="20"/>
+          <w:u w:val="none"/>
+        </w:rPr>
+        <w:t>ADANI GREEN ENERGY TWENTY FIVE A LIMITED</w:t>
       </w:r>
     </w:p>
     <w:p>
@@ -3195,21 +3210,6 @@
           <w:u w:val="none"/>
         </w:rPr>
         <w:t>ADANI GREEN ENERGY TWENTY SIX C LIMITED</w:t>
-      </w:r>
-    </w:p>
-    <w:p>
-      <w:pPr>
-        <w:spacing w:before="0" w:after="20"/>
-        <w:jc w:val="left"/>
-      </w:pPr>
-      <w:r>
-        <w:rPr>
-          <w:rFonts w:ascii="Adani" w:hAnsi="Adani"/>
-          <w:b/>
-          <w:sz w:val="20"/>
-          <w:u w:val="none"/>
-        </w:rPr>
-        <w:t>ADANI GREEN ENERGY TWENTY FIVE A LIMITED</w:t>
       </w:r>
     </w:p>
     <w:p/>
@@ -3300,7 +3300,7 @@
           <w:sz w:val="20"/>
           <w:u w:val="none"/>
         </w:rPr>
-        <w:t>ADANI GREEN ENERGY TWENTY SEVEN A LIMITED</w:t>
+        <w:t>ADANI GREEN ENERGY TWENTY FOUR A LIMITED</w:t>
       </w:r>
     </w:p>
     <w:p>
@@ -3315,7 +3315,7 @@
           <w:sz w:val="20"/>
           <w:u w:val="none"/>
         </w:rPr>
-        <w:t>ADANI GREEN ENERGY TWENTY FOUR A LIMITED</w:t>
+        <w:t>ADANI GREEN ENERGY TWENTY FOUR C LIMITED</w:t>
       </w:r>
     </w:p>
     <w:p>
@@ -3345,7 +3345,22 @@
           <w:sz w:val="20"/>
           <w:u w:val="none"/>
         </w:rPr>
-        <w:t>ADANI GREEN ENERGY TWENTY FOUR C LIMITED</w:t>
+        <w:t>ADANI GREEN ENERGY TWENTY SEVEN A LIMITED</w:t>
+      </w:r>
+    </w:p>
+    <w:p>
+      <w:pPr>
+        <w:spacing w:before="0" w:after="20"/>
+        <w:jc w:val="left"/>
+      </w:pPr>
+      <w:r>
+        <w:rPr>
+          <w:rFonts w:ascii="Adani" w:hAnsi="Adani"/>
+          <w:b w:val="0"/>
+          <w:sz w:val="20"/>
+          <w:u w:val="none"/>
+        </w:rPr>
+        <w:t>ADANI GREEN ENERGY TWENTY FIVE A LIMITED</w:t>
       </w:r>
     </w:p>
     <w:p>
@@ -3376,21 +3391,6 @@
           <w:u w:val="none"/>
         </w:rPr>
         <w:t>ADANI GREEN ENERGY TWENTY SIX C LIMITED</w:t>
-      </w:r>
-    </w:p>
-    <w:p>
-      <w:pPr>
-        <w:spacing w:before="0" w:after="20"/>
-        <w:jc w:val="left"/>
-      </w:pPr>
-      <w:r>
-        <w:rPr>
-          <w:rFonts w:ascii="Adani" w:hAnsi="Adani"/>
-          <w:b w:val="0"/>
-          <w:sz w:val="20"/>
-          <w:u w:val="none"/>
-        </w:rPr>
-        <w:t>ADANI GREEN ENERGY TWENTY FIVE A LIMITED</w:t>
       </w:r>
     </w:p>
     <w:p/>
@@ -4617,7 +4617,7 @@
                 <w:sz w:val="18"/>
                 <w:u w:val="none"/>
               </w:rPr>
-              <w:t>U40100GJ2020PLC114393</w:t>
+              <w:t>U40108GJ2020PLC114814</w:t>
             </w:r>
           </w:p>
         </w:tc>
@@ -4645,7 +4645,7 @@
                 <w:sz w:val="18"/>
                 <w:u w:val="none"/>
               </w:rPr>
-              <w:t>ADANI GREEN ENERGY TWENTY SEVEN A LIMITED</w:t>
+              <w:t>ADANI GREEN ENERGY TWENTY FOUR A LIMITED</w:t>
             </w:r>
           </w:p>
         </w:tc>
@@ -4673,7 +4673,7 @@
                 <w:sz w:val="18"/>
                 <w:u w:val="none"/>
               </w:rPr>
-              <w:t>Director</w:t>
+              <w:t>Whole-time director</w:t>
             </w:r>
           </w:p>
         </w:tc>
@@ -4701,7 +4701,7 @@
                 <w:sz w:val="18"/>
                 <w:u w:val="none"/>
               </w:rPr>
-              <w:t>23/06/2025</w:t>
+              <w:t>03/01/2026</w:t>
             </w:r>
           </w:p>
         </w:tc>
@@ -4731,7 +4731,7 @@
                 <w:sz w:val="18"/>
                 <w:u w:val="none"/>
               </w:rPr>
-              <w:t>U40108GJ2020PLC114814</w:t>
+              <w:t>U40109GJ2020PLC114375</w:t>
             </w:r>
           </w:p>
         </w:tc>
@@ -4759,7 +4759,7 @@
                 <w:sz w:val="18"/>
                 <w:u w:val="none"/>
               </w:rPr>
-              <w:t>ADANI GREEN ENERGY TWENTY FOUR A LIMITED</w:t>
+              <w:t>ADANI GREEN ENERGY TWENTY FOUR C LIMITED</w:t>
             </w:r>
           </w:p>
         </w:tc>
@@ -4959,7 +4959,7 @@
                 <w:sz w:val="18"/>
                 <w:u w:val="none"/>
               </w:rPr>
-              <w:t>U40109GJ2020PLC114375</w:t>
+              <w:t>U40100GJ2020PLC114393</w:t>
             </w:r>
           </w:p>
         </w:tc>
@@ -4987,7 +4987,121 @@
                 <w:sz w:val="18"/>
                 <w:u w:val="none"/>
               </w:rPr>
-              <w:t>ADANI GREEN ENERGY TWENTY FOUR C LIMITED</w:t>
+              <w:t>ADANI GREEN ENERGY TWENTY SEVEN A LIMITED</w:t>
+            </w:r>
+          </w:p>
+        </w:tc>
+        <w:tc>
+          <w:tcPr>
+            <w:tcW w:type="dxa" w:w="1587"/>
+            <w:shd w:val="clear" w:color="auto" w:fill="FFFFFF"/>
+            <w:tcBorders>
+              <w:top w:val="single" w:sz="4" w:space="0" w:color="000000"/>
+              <w:left w:val="single" w:sz="4" w:space="0" w:color="000000"/>
+              <w:bottom w:val="single" w:sz="4" w:space="0" w:color="000000"/>
+              <w:right w:val="single" w:sz="4" w:space="0" w:color="000000"/>
+            </w:tcBorders>
+            <w:vAlign w:val="center"/>
+          </w:tcPr>
+          <w:p>
+            <w:pPr>
+              <w:spacing w:before="40" w:after="40"/>
+              <w:jc w:val="left"/>
+            </w:pPr>
+            <w:r>
+              <w:rPr>
+                <w:rFonts w:ascii="Adani" w:hAnsi="Adani"/>
+                <w:b w:val="0"/>
+                <w:sz w:val="18"/>
+                <w:u w:val="none"/>
+              </w:rPr>
+              <w:t>Director</w:t>
+            </w:r>
+          </w:p>
+        </w:tc>
+        <w:tc>
+          <w:tcPr>
+            <w:tcW w:type="dxa" w:w="1304"/>
+            <w:shd w:val="clear" w:color="auto" w:fill="FFFFFF"/>
+            <w:tcBorders>
+              <w:top w:val="single" w:sz="4" w:space="0" w:color="000000"/>
+              <w:left w:val="single" w:sz="4" w:space="0" w:color="000000"/>
+              <w:bottom w:val="single" w:sz="4" w:space="0" w:color="000000"/>
+              <w:right w:val="single" w:sz="4" w:space="0" w:color="000000"/>
+            </w:tcBorders>
+            <w:vAlign w:val="center"/>
+          </w:tcPr>
+          <w:p>
+            <w:pPr>
+              <w:spacing w:before="40" w:after="40"/>
+              <w:jc w:val="left"/>
+            </w:pPr>
+            <w:r>
+              <w:rPr>
+                <w:rFonts w:ascii="Adani" w:hAnsi="Adani"/>
+                <w:b w:val="0"/>
+                <w:sz w:val="18"/>
+                <w:u w:val="none"/>
+              </w:rPr>
+              <w:t>23/06/2025</w:t>
+            </w:r>
+          </w:p>
+        </w:tc>
+      </w:tr>
+      <w:tr>
+        <w:tc>
+          <w:tcPr>
+            <w:tcW w:type="dxa" w:w="2268"/>
+            <w:shd w:val="clear" w:color="auto" w:fill="FFFFFF"/>
+            <w:tcBorders>
+              <w:top w:val="single" w:sz="4" w:space="0" w:color="000000"/>
+              <w:left w:val="single" w:sz="4" w:space="0" w:color="000000"/>
+              <w:bottom w:val="single" w:sz="4" w:space="0" w:color="000000"/>
+              <w:right w:val="single" w:sz="4" w:space="0" w:color="000000"/>
+            </w:tcBorders>
+            <w:vAlign w:val="center"/>
+          </w:tcPr>
+          <w:p>
+            <w:pPr>
+              <w:spacing w:before="40" w:after="40"/>
+              <w:jc w:val="left"/>
+            </w:pPr>
+            <w:r>
+              <w:rPr>
+                <w:rFonts w:ascii="Adani" w:hAnsi="Adani"/>
+                <w:b w:val="0"/>
+                <w:sz w:val="18"/>
+                <w:u w:val="none"/>
+              </w:rPr>
+              <w:t>U40108GJ2020PLC114820</w:t>
+            </w:r>
+          </w:p>
+        </w:tc>
+        <w:tc>
+          <w:tcPr>
+            <w:tcW w:type="dxa" w:w="4252"/>
+            <w:shd w:val="clear" w:color="auto" w:fill="FFFFFF"/>
+            <w:tcBorders>
+              <w:top w:val="single" w:sz="4" w:space="0" w:color="000000"/>
+              <w:left w:val="single" w:sz="4" w:space="0" w:color="000000"/>
+              <w:bottom w:val="single" w:sz="4" w:space="0" w:color="000000"/>
+              <w:right w:val="single" w:sz="4" w:space="0" w:color="000000"/>
+            </w:tcBorders>
+            <w:vAlign w:val="center"/>
+          </w:tcPr>
+          <w:p>
+            <w:pPr>
+              <w:spacing w:before="40" w:after="40"/>
+              <w:jc w:val="left"/>
+            </w:pPr>
+            <w:r>
+              <w:rPr>
+                <w:rFonts w:ascii="Adani" w:hAnsi="Adani"/>
+                <w:b w:val="0"/>
+                <w:sz w:val="18"/>
+                <w:u w:val="none"/>
+              </w:rPr>
+              <w:t>ADANI GREEN ENERGY TWENTY FIVE A LIMITED</w:t>
             </w:r>
           </w:p>
         </w:tc>
@@ -5272,120 +5386,6 @@
                 <w:u w:val="none"/>
               </w:rPr>
               <w:t>19/06/2025</w:t>
-            </w:r>
-          </w:p>
-        </w:tc>
-      </w:tr>
-      <w:tr>
-        <w:tc>
-          <w:tcPr>
-            <w:tcW w:type="dxa" w:w="2268"/>
-            <w:shd w:val="clear" w:color="auto" w:fill="FFFFFF"/>
-            <w:tcBorders>
-              <w:top w:val="single" w:sz="4" w:space="0" w:color="000000"/>
-              <w:left w:val="single" w:sz="4" w:space="0" w:color="000000"/>
-              <w:bottom w:val="single" w:sz="4" w:space="0" w:color="000000"/>
-              <w:right w:val="single" w:sz="4" w:space="0" w:color="000000"/>
-            </w:tcBorders>
-            <w:vAlign w:val="center"/>
-          </w:tcPr>
-          <w:p>
-            <w:pPr>
-              <w:spacing w:before="40" w:after="40"/>
-              <w:jc w:val="left"/>
-            </w:pPr>
-            <w:r>
-              <w:rPr>
-                <w:rFonts w:ascii="Adani" w:hAnsi="Adani"/>
-                <w:b w:val="0"/>
-                <w:sz w:val="18"/>
-                <w:u w:val="none"/>
-              </w:rPr>
-              <w:t>U40108GJ2020PLC114820</w:t>
-            </w:r>
-          </w:p>
-        </w:tc>
-        <w:tc>
-          <w:tcPr>
-            <w:tcW w:type="dxa" w:w="4252"/>
-            <w:shd w:val="clear" w:color="auto" w:fill="FFFFFF"/>
-            <w:tcBorders>
-              <w:top w:val="single" w:sz="4" w:space="0" w:color="000000"/>
-              <w:left w:val="single" w:sz="4" w:space="0" w:color="000000"/>
-              <w:bottom w:val="single" w:sz="4" w:space="0" w:color="000000"/>
-              <w:right w:val="single" w:sz="4" w:space="0" w:color="000000"/>
-            </w:tcBorders>
-            <w:vAlign w:val="center"/>
-          </w:tcPr>
-          <w:p>
-            <w:pPr>
-              <w:spacing w:before="40" w:after="40"/>
-              <w:jc w:val="left"/>
-            </w:pPr>
-            <w:r>
-              <w:rPr>
-                <w:rFonts w:ascii="Adani" w:hAnsi="Adani"/>
-                <w:b w:val="0"/>
-                <w:sz w:val="18"/>
-                <w:u w:val="none"/>
-              </w:rPr>
-              <w:t>ADANI GREEN ENERGY TWENTY FIVE A LIMITED</w:t>
-            </w:r>
-          </w:p>
-        </w:tc>
-        <w:tc>
-          <w:tcPr>
-            <w:tcW w:type="dxa" w:w="1587"/>
-            <w:shd w:val="clear" w:color="auto" w:fill="FFFFFF"/>
-            <w:tcBorders>
-              <w:top w:val="single" w:sz="4" w:space="0" w:color="000000"/>
-              <w:left w:val="single" w:sz="4" w:space="0" w:color="000000"/>
-              <w:bottom w:val="single" w:sz="4" w:space="0" w:color="000000"/>
-              <w:right w:val="single" w:sz="4" w:space="0" w:color="000000"/>
-            </w:tcBorders>
-            <w:vAlign w:val="center"/>
-          </w:tcPr>
-          <w:p>
-            <w:pPr>
-              <w:spacing w:before="40" w:after="40"/>
-              <w:jc w:val="left"/>
-            </w:pPr>
-            <w:r>
-              <w:rPr>
-                <w:rFonts w:ascii="Adani" w:hAnsi="Adani"/>
-                <w:b w:val="0"/>
-                <w:sz w:val="18"/>
-                <w:u w:val="none"/>
-              </w:rPr>
-              <w:t>Additional Director</w:t>
-            </w:r>
-          </w:p>
-        </w:tc>
-        <w:tc>
-          <w:tcPr>
-            <w:tcW w:type="dxa" w:w="1304"/>
-            <w:shd w:val="clear" w:color="auto" w:fill="FFFFFF"/>
-            <w:tcBorders>
-              <w:top w:val="single" w:sz="4" w:space="0" w:color="000000"/>
-              <w:left w:val="single" w:sz="4" w:space="0" w:color="000000"/>
-              <w:bottom w:val="single" w:sz="4" w:space="0" w:color="000000"/>
-              <w:right w:val="single" w:sz="4" w:space="0" w:color="000000"/>
-            </w:tcBorders>
-            <w:vAlign w:val="center"/>
-          </w:tcPr>
-          <w:p>
-            <w:pPr>
-              <w:spacing w:before="40" w:after="40"/>
-              <w:jc w:val="left"/>
-            </w:pPr>
-            <w:r>
-              <w:rPr>
-                <w:rFonts w:ascii="Adani" w:hAnsi="Adani"/>
-                <w:b w:val="0"/>
-                <w:sz w:val="18"/>
-                <w:u w:val="none"/>
-              </w:rPr>
-              <w:t>11/04/2025</w:t>
             </w:r>
           </w:p>
         </w:tc>
